--- a/Quanta, Actually - SERIES/QED Course/chapters/Lesson 28 Noether Theorem.docx
+++ b/Quanta, Actually - SERIES/QED Course/chapters/Lesson 28 Noether Theorem.docx
@@ -17,7 +17,7 @@
         <w:jc w:val="center"/>
       </w:pPr>
       <w:r>
-        <w:t>Lesson 28 of the Complete Quantum Electrodynamics Course</w:t>
+        <w:t>Lesson 28 of Quantum, Actually, Volume 2: A QED Course</w:t>
       </w:r>
     </w:p>
     <w:p>
@@ -272,7 +272,13 @@
           </w:tcPr>
           <w:p>
             <w:r>
-              <w:t>Δφ_a</w:t>
+              <w:t>Δφ</w:t>
+            </w:r>
+            <w:r>
+              <w:rPr>
+                <w:vertAlign w:val="subscript"/>
+              </w:rPr>
+              <w:t>a</w:t>
             </w:r>
           </w:p>
         </w:tc>
@@ -290,7 +296,22 @@
           </w:tcPr>
           <w:p>
             <w:r>
-              <w:t>The change of the field per unit ε, so that δφ_a = εΔφ_a</w:t>
+              <w:t>The change of the field per unit ε, so that δφ</w:t>
+            </w:r>
+            <w:r>
+              <w:rPr>
+                <w:vertAlign w:val="subscript"/>
+              </w:rPr>
+              <w:t>a</w:t>
+            </w:r>
+            <w:r>
+              <w:t xml:space="preserve"> = εΔφ</w:t>
+            </w:r>
+            <w:r>
+              <w:rPr>
+                <w:vertAlign w:val="subscript"/>
+              </w:rPr>
+              <w:t>a</w:t>
             </w:r>
           </w:p>
         </w:tc>
@@ -309,7 +330,13 @@
           </w:tcPr>
           <w:p>
             <w:r>
-              <w:t>K^μ</w:t>
+              <w:t>K</w:t>
+            </w:r>
+            <w:r>
+              <w:rPr>
+                <w:vertAlign w:val="superscript"/>
+              </w:rPr>
+              <w:t>μ</w:t>
             </w:r>
           </w:p>
         </w:tc>
@@ -326,7 +353,25 @@
           </w:tcPr>
           <w:p>
             <w:r>
-              <w:t>Function of the fields with δℒ = ε∂_μK^μ under the symmetry</w:t>
+              <w:t>Function of the fields with δℒ = ε∂</w:t>
+            </w:r>
+            <w:r>
+              <w:rPr>
+                <w:vertAlign w:val="subscript"/>
+              </w:rPr>
+              <w:t>μ</w:t>
+            </w:r>
+            <w:r>
+              <w:t>K</w:t>
+            </w:r>
+            <w:r>
+              <w:rPr>
+                <w:vertAlign w:val="superscript"/>
+              </w:rPr>
+              <w:t>μ</w:t>
+            </w:r>
+            <w:r>
+              <w:t xml:space="preserve"> under the symmetry</w:t>
             </w:r>
           </w:p>
         </w:tc>
@@ -346,7 +391,40 @@
           </w:tcPr>
           <w:p>
             <w:r>
-              <w:t>π_a^μ = ∂ℒ/∂(∂_μφ_a)</w:t>
+              <w:t>π</w:t>
+            </w:r>
+            <w:r>
+              <w:rPr>
+                <w:vertAlign w:val="subscript"/>
+              </w:rPr>
+              <w:t>a</w:t>
+            </w:r>
+            <w:r>
+              <w:rPr>
+                <w:vertAlign w:val="superscript"/>
+              </w:rPr>
+              <w:t>μ</w:t>
+            </w:r>
+            <w:r>
+              <w:t xml:space="preserve"> = ∂ℒ/∂(∂</w:t>
+            </w:r>
+            <w:r>
+              <w:rPr>
+                <w:vertAlign w:val="subscript"/>
+              </w:rPr>
+              <w:t>μ</w:t>
+            </w:r>
+            <w:r>
+              <w:t>φ</w:t>
+            </w:r>
+            <w:r>
+              <w:rPr>
+                <w:vertAlign w:val="subscript"/>
+              </w:rPr>
+              <w:t>a</w:t>
+            </w:r>
+            <w:r>
+              <w:t>)</w:t>
             </w:r>
           </w:p>
         </w:tc>
@@ -364,7 +442,31 @@
           </w:tcPr>
           <w:p>
             <w:r>
-              <w:t>Derivative of ℒ with respect to the gradient of φ_a; π_a^0 is the momentum density</w:t>
+              <w:t>Derivative of ℒ with respect to the gradient of φ</w:t>
+            </w:r>
+            <w:r>
+              <w:rPr>
+                <w:vertAlign w:val="subscript"/>
+              </w:rPr>
+              <w:t>a</w:t>
+            </w:r>
+            <w:r>
+              <w:t>; π</w:t>
+            </w:r>
+            <w:r>
+              <w:rPr>
+                <w:vertAlign w:val="subscript"/>
+              </w:rPr>
+              <w:t>a</w:t>
+            </w:r>
+            <w:r>
+              <w:rPr>
+                <w:vertAlign w:val="superscript"/>
+              </w:rPr>
+              <w:t>0</w:t>
+            </w:r>
+            <w:r>
+              <w:t xml:space="preserve"> is the momentum density</w:t>
             </w:r>
           </w:p>
         </w:tc>
@@ -383,7 +485,13 @@
           </w:tcPr>
           <w:p>
             <w:r>
-              <w:t>j^μ</w:t>
+              <w:t>j</w:t>
+            </w:r>
+            <w:r>
+              <w:rPr>
+                <w:vertAlign w:val="superscript"/>
+              </w:rPr>
+              <w:t>μ</w:t>
             </w:r>
           </w:p>
         </w:tc>
@@ -457,7 +565,19 @@
           </w:tcPr>
           <w:p>
             <w:r>
-              <w:t>T^μ_ν</w:t>
+              <w:t>T</w:t>
+            </w:r>
+            <w:r>
+              <w:rPr>
+                <w:vertAlign w:val="superscript"/>
+              </w:rPr>
+              <w:t>μ</w:t>
+            </w:r>
+            <w:r>
+              <w:rPr>
+                <w:vertAlign w:val="subscript"/>
+              </w:rPr>
+              <w:t>ν</w:t>
             </w:r>
           </w:p>
         </w:tc>
@@ -518,6 +638,103 @@
         </w:tc>
       </w:tr>
     </w:tbl>
+    <w:tbl>
+      <w:tblPr>
+        <w:tblW w:type="auto" w:w="0"/>
+        <w:jc w:val="center"/>
+        <w:tblLayout w:type="fixed"/>
+        <w:tblLook w:firstColumn="1" w:firstRow="1" w:lastColumn="0" w:lastRow="0" w:noHBand="0" w:noVBand="1" w:val="04A0"/>
+        <w:tblBorders>
+          <w:top w:val="single" w:sz="8" w:color="7FA7CF"/>
+          <w:left w:val="single" w:sz="8" w:color="7FA7CF"/>
+          <w:bottom w:val="single" w:sz="8" w:color="7FA7CF"/>
+          <w:right w:val="single" w:sz="8" w:color="7FA7CF"/>
+        </w:tblBorders>
+      </w:tblPr>
+      <w:tblGrid>
+        <w:gridCol w:w="9392"/>
+      </w:tblGrid>
+      <w:tr>
+        <w:tc>
+          <w:tcPr>
+            <w:tcW w:type="dxa" w:w="9392"/>
+            <w:shd w:fill="F3F7FB"/>
+            <w:tcMar>
+              <w:top w:w="140" w:type="dxa"/>
+              <w:start w:w="140" w:type="dxa"/>
+              <w:bottom w:w="140" w:type="dxa"/>
+              <w:end w:w="140" w:type="dxa"/>
+            </w:tcMar>
+          </w:tcPr>
+          <w:p>
+            <w:r>
+              <w:rPr>
+                <w:b/>
+                <w:color w:val="1F4E78"/>
+              </w:rPr>
+              <w:t>First pass: the result before the derivation</w:t>
+            </w:r>
+          </w:p>
+          <w:p>
+            <w:pPr>
+              <w:spacing w:after="60"/>
+            </w:pPr>
+            <w:r>
+              <w:t>Every continuous symmetry of the action gives a conserved current: ∂</w:t>
+            </w:r>
+            <w:r>
+              <w:rPr>
+                <w:vertAlign w:val="subscript"/>
+              </w:rPr>
+              <w:t>μ</w:t>
+            </w:r>
+            <w:r>
+              <w:t>j</w:t>
+            </w:r>
+            <w:r>
+              <w:rPr>
+                <w:vertAlign w:val="superscript"/>
+              </w:rPr>
+              <w:t>μ</w:t>
+            </w:r>
+            <w:r>
+              <w:t xml:space="preserve"> = 0. For the phase symmetry ψ → e</w:t>
+            </w:r>
+            <w:r>
+              <w:rPr>
+                <w:vertAlign w:val="superscript"/>
+              </w:rPr>
+              <w:t>iα</w:t>
+            </w:r>
+            <w:r>
+              <w:t>ψ of the electron field, the current is ψ̄γ</w:t>
+            </w:r>
+            <w:r>
+              <w:rPr>
+                <w:vertAlign w:val="superscript"/>
+              </w:rPr>
+              <w:t>μ</w:t>
+            </w:r>
+            <w:r>
+              <w:t>ψ.</w:t>
+            </w:r>
+          </w:p>
+          <w:p>
+            <w:pPr>
+              <w:spacing w:after="60"/>
+            </w:pPr>
+            <w:r>
+              <w:t>Charge conservation is a consequence of a phase symmetry. Making that phase local is the step that creates QED (Lesson 39).</w:t>
+            </w:r>
+          </w:p>
+        </w:tc>
+      </w:tr>
+    </w:tbl>
+    <w:p>
+      <w:pPr>
+        <w:spacing w:after="80"/>
+      </w:pPr>
+    </w:p>
     <w:p>
       <w:pPr>
         <w:pStyle w:val="Heading2"/>
@@ -570,7 +787,43 @@
     </w:p>
     <w:p>
       <w:r>
-        <w:t>Let the fields φ_a be transformed by φ_a → φ_a + εΔφ_a, with ε an infinitesimal constant. Suppose that for every field configuration, whether or not it solves the equations of motion, the Lagrangian density changes by a total derivative.</w:t>
+        <w:t>Let the fields φ</w:t>
+      </w:r>
+      <w:r>
+        <w:rPr>
+          <w:vertAlign w:val="subscript"/>
+        </w:rPr>
+        <w:t>a</w:t>
+      </w:r>
+      <w:r>
+        <w:t xml:space="preserve"> be transformed by φ</w:t>
+      </w:r>
+      <w:r>
+        <w:rPr>
+          <w:vertAlign w:val="subscript"/>
+        </w:rPr>
+        <w:t>a</w:t>
+      </w:r>
+      <w:r>
+        <w:t xml:space="preserve"> → φ</w:t>
+      </w:r>
+      <w:r>
+        <w:rPr>
+          <w:vertAlign w:val="subscript"/>
+        </w:rPr>
+        <w:t>a</w:t>
+      </w:r>
+      <w:r>
+        <w:t xml:space="preserve"> + εΔφ</w:t>
+      </w:r>
+      <w:r>
+        <w:rPr>
+          <w:vertAlign w:val="subscript"/>
+        </w:rPr>
+        <w:t>a</w:t>
+      </w:r>
+      <w:r>
+        <w:t>, with ε an infinitesimal constant. Suppose that for every field configuration, whether or not it solves the equations of motion, the Lagrangian density changes by a total derivative.</w:t>
       </w:r>
     </w:p>
     <w:p>
@@ -748,7 +1001,25 @@
     </w:p>
     <w:p>
       <w:r>
-        <w:t>is conserved on every solution of the field equations: ∂_μj^μ = 0.</w:t>
+        <w:t>is conserved on every solution of the field equations: ∂</w:t>
+      </w:r>
+      <w:r>
+        <w:rPr>
+          <w:vertAlign w:val="subscript"/>
+        </w:rPr>
+        <w:t>μ</w:t>
+      </w:r>
+      <w:r>
+        <w:t>j</w:t>
+      </w:r>
+      <w:r>
+        <w:rPr>
+          <w:vertAlign w:val="superscript"/>
+        </w:rPr>
+        <w:t>μ</w:t>
+      </w:r>
+      <w:r>
+        <w:t xml:space="preserve"> = 0.</w:t>
       </w:r>
     </w:p>
     <w:p>
@@ -761,7 +1032,43 @@
     </w:p>
     <w:p>
       <w:r>
-        <w:t>Compute δℒ directly from its dependence on the fields, using the chain rule and δ(∂_μφ_a) = ε∂_μΔφ_a.</w:t>
+        <w:t>Compute δℒ directly from its dependence on the fields, using the chain rule and δ(∂</w:t>
+      </w:r>
+      <w:r>
+        <w:rPr>
+          <w:vertAlign w:val="subscript"/>
+        </w:rPr>
+        <w:t>μ</w:t>
+      </w:r>
+      <w:r>
+        <w:t>φ</w:t>
+      </w:r>
+      <w:r>
+        <w:rPr>
+          <w:vertAlign w:val="subscript"/>
+        </w:rPr>
+        <w:t>a</w:t>
+      </w:r>
+      <w:r>
+        <w:t>) = ε∂</w:t>
+      </w:r>
+      <w:r>
+        <w:rPr>
+          <w:vertAlign w:val="subscript"/>
+        </w:rPr>
+        <w:t>μ</w:t>
+      </w:r>
+      <w:r>
+        <w:t>Δφ</w:t>
+      </w:r>
+      <w:r>
+        <w:rPr>
+          <w:vertAlign w:val="subscript"/>
+        </w:rPr>
+        <w:t>a</w:t>
+      </w:r>
+      <w:r>
+        <w:t>.</w:t>
       </w:r>
     </w:p>
     <w:p>
@@ -918,7 +1225,43 @@
     </w:p>
     <w:p>
       <w:r>
-        <w:t>On a solution of the Euler–Lagrange equations of Lesson 27, ∂ℒ/∂φ_a = ∂_μ[∂ℒ/∂(∂_μφ_a)]. Substituting this for the first term, the two terms combine by the product rule into a single total derivative.</w:t>
+        <w:t>On a solution of the Euler–Lagrange equations of Lesson 27, ∂ℒ/∂φ</w:t>
+      </w:r>
+      <w:r>
+        <w:rPr>
+          <w:vertAlign w:val="subscript"/>
+        </w:rPr>
+        <w:t>a</w:t>
+      </w:r>
+      <w:r>
+        <w:t xml:space="preserve"> = ∂</w:t>
+      </w:r>
+      <w:r>
+        <w:rPr>
+          <w:vertAlign w:val="subscript"/>
+        </w:rPr>
+        <w:t>μ</w:t>
+      </w:r>
+      <w:r>
+        <w:t>[∂ℒ/∂(∂</w:t>
+      </w:r>
+      <w:r>
+        <w:rPr>
+          <w:vertAlign w:val="subscript"/>
+        </w:rPr>
+        <w:t>μ</w:t>
+      </w:r>
+      <w:r>
+        <w:t>φ</w:t>
+      </w:r>
+      <w:r>
+        <w:rPr>
+          <w:vertAlign w:val="subscript"/>
+        </w:rPr>
+        <w:t>a</w:t>
+      </w:r>
+      <w:r>
+        <w:t>)]. Substituting this for the first term, the two terms combine by the product rule into a single total derivative.</w:t>
       </w:r>
     </w:p>
     <w:p>
@@ -1051,7 +1394,97 @@
     </w:p>
     <w:p>
       <w:r>
-        <w:t>But the symmetry condition says δℒ = ε∂_μK^μ. Equating the two expressions, and dividing by ε, gives ∂_μ{Σ_a[∂ℒ/∂(∂_μφ_a)]Δφ_a − K^μ} = 0, that is ∂_μj^μ = 0.</w:t>
+        <w:t>But the symmetry condition says δℒ = ε∂</w:t>
+      </w:r>
+      <w:r>
+        <w:rPr>
+          <w:vertAlign w:val="subscript"/>
+        </w:rPr>
+        <w:t>μ</w:t>
+      </w:r>
+      <w:r>
+        <w:t>K</w:t>
+      </w:r>
+      <w:r>
+        <w:rPr>
+          <w:vertAlign w:val="superscript"/>
+        </w:rPr>
+        <w:t>μ</w:t>
+      </w:r>
+      <w:r>
+        <w:t>. Equating the two expressions, and dividing by ε, gives ∂</w:t>
+      </w:r>
+      <w:r>
+        <w:rPr>
+          <w:vertAlign w:val="subscript"/>
+        </w:rPr>
+        <w:t>μ</w:t>
+      </w:r>
+      <w:r>
+        <w:t>{Σ</w:t>
+      </w:r>
+      <w:r>
+        <w:rPr>
+          <w:vertAlign w:val="subscript"/>
+        </w:rPr>
+        <w:t>a</w:t>
+      </w:r>
+      <w:r>
+        <w:t>[∂ℒ/∂(∂</w:t>
+      </w:r>
+      <w:r>
+        <w:rPr>
+          <w:vertAlign w:val="subscript"/>
+        </w:rPr>
+        <w:t>μ</w:t>
+      </w:r>
+      <w:r>
+        <w:t>φ</w:t>
+      </w:r>
+      <w:r>
+        <w:rPr>
+          <w:vertAlign w:val="subscript"/>
+        </w:rPr>
+        <w:t>a</w:t>
+      </w:r>
+      <w:r>
+        <w:t>)]Δφ</w:t>
+      </w:r>
+      <w:r>
+        <w:rPr>
+          <w:vertAlign w:val="subscript"/>
+        </w:rPr>
+        <w:t>a</w:t>
+      </w:r>
+      <w:r>
+        <w:t xml:space="preserve"> − K</w:t>
+      </w:r>
+      <w:r>
+        <w:rPr>
+          <w:vertAlign w:val="superscript"/>
+        </w:rPr>
+        <w:t>μ</w:t>
+      </w:r>
+      <w:r>
+        <w:t>} = 0, that is ∂</w:t>
+      </w:r>
+      <w:r>
+        <w:rPr>
+          <w:vertAlign w:val="subscript"/>
+        </w:rPr>
+        <w:t>μ</w:t>
+      </w:r>
+      <w:r>
+        <w:t>j</w:t>
+      </w:r>
+      <w:r>
+        <w:rPr>
+          <w:vertAlign w:val="superscript"/>
+        </w:rPr>
+        <w:t>μ</w:t>
+      </w:r>
+      <w:r>
+        <w:t xml:space="preserve"> = 0.</w:t>
       </w:r>
     </w:p>
     <w:p>
@@ -1065,7 +1498,25 @@
     </w:p>
     <w:p>
       <w:r>
-        <w:t>Check the theorem against Lesson 5 for a coordinate that does not appear in the Lagrangian. A particle is a field in zero space dimensions, so the index μ takes only the value 0 and ∂_μj^μ = dj/dt. For L(q, q̇) independent of q, the transformation q → q + ε has Δq = 1 and δL = 0, so K = 0. The current is j = (∂L/∂q̇)Δq − K = ∂L/∂q̇ = p, and dj/dt = 0 says that p is conserved, the result of Lesson 5, Section 4.1.</w:t>
+        <w:t>Check the theorem against Lesson 5 for a coordinate that does not appear in the Lagrangian. A particle is a field in zero space dimensions, so the index μ takes only the value 0 and ∂</w:t>
+      </w:r>
+      <w:r>
+        <w:rPr>
+          <w:vertAlign w:val="subscript"/>
+        </w:rPr>
+        <w:t>μ</w:t>
+      </w:r>
+      <w:r>
+        <w:t>j</w:t>
+      </w:r>
+      <w:r>
+        <w:rPr>
+          <w:vertAlign w:val="superscript"/>
+        </w:rPr>
+        <w:t>μ</w:t>
+      </w:r>
+      <w:r>
+        <w:t xml:space="preserve"> = dj/dt. For L(q, q̇) independent of q, the transformation q → q + ε has Δq = 1 and δL = 0, so K = 0. The current is j = (∂L/∂q̇)Δq − K = ∂L/∂q̇ = p, and dj/dt = 0 says that p is conserved, the result of Lesson 5, Section 4.1.</w:t>
       </w:r>
     </w:p>
     <w:p>
@@ -1086,7 +1537,61 @@
     </w:p>
     <w:p>
       <w:r>
-        <w:t>The same current can be obtained by a different argument that generalizes to local symmetries. Let the parameter depend on position, ε = ε(x), vanishing outside a finite region. The symmetry condition holds for a constant ε, so it fixes the part of δℒ that involves no derivative of ε. When ε depends on x the only new terms come from ∂_μ(εΔφ_a) = ε∂_μΔφ_a + (∂_με)Δφ_a, so</w:t>
+        <w:t>The same current can be obtained by a different argument that generalizes to local symmetries. Let the parameter depend on position, ε = ε(x), vanishing outside a finite region. The symmetry condition holds for a constant ε, so it fixes the part of δℒ that involves no derivative of ε. When ε depends on x the only new terms come from ∂</w:t>
+      </w:r>
+      <w:r>
+        <w:rPr>
+          <w:vertAlign w:val="subscript"/>
+        </w:rPr>
+        <w:t>μ</w:t>
+      </w:r>
+      <w:r>
+        <w:t>(εΔφ</w:t>
+      </w:r>
+      <w:r>
+        <w:rPr>
+          <w:vertAlign w:val="subscript"/>
+        </w:rPr>
+        <w:t>a</w:t>
+      </w:r>
+      <w:r>
+        <w:t>) = ε∂</w:t>
+      </w:r>
+      <w:r>
+        <w:rPr>
+          <w:vertAlign w:val="subscript"/>
+        </w:rPr>
+        <w:t>μ</w:t>
+      </w:r>
+      <w:r>
+        <w:t>Δφ</w:t>
+      </w:r>
+      <w:r>
+        <w:rPr>
+          <w:vertAlign w:val="subscript"/>
+        </w:rPr>
+        <w:t>a</w:t>
+      </w:r>
+      <w:r>
+        <w:t xml:space="preserve"> + (∂</w:t>
+      </w:r>
+      <w:r>
+        <w:rPr>
+          <w:vertAlign w:val="subscript"/>
+        </w:rPr>
+        <w:t>μ</w:t>
+      </w:r>
+      <w:r>
+        <w:t>ε)Δφ</w:t>
+      </w:r>
+      <w:r>
+        <w:rPr>
+          <w:vertAlign w:val="subscript"/>
+        </w:rPr>
+        <w:t>a</w:t>
+      </w:r>
+      <w:r>
+        <w:t>, so</w:t>
       </w:r>
     </w:p>
     <w:p>
@@ -1478,7 +1983,25 @@
     </w:p>
     <w:p>
       <w:r>
-        <w:t>The current j^μ appears as the coefficient of ∂_με in the change of the action under a local variation of the symmetry parameter.</w:t>
+        <w:t>The current j</w:t>
+      </w:r>
+      <w:r>
+        <w:rPr>
+          <w:vertAlign w:val="superscript"/>
+        </w:rPr>
+        <w:t>μ</w:t>
+      </w:r>
+      <w:r>
+        <w:t xml:space="preserve"> appears as the coefficient of ∂</w:t>
+      </w:r>
+      <w:r>
+        <w:rPr>
+          <w:vertAlign w:val="subscript"/>
+        </w:rPr>
+        <w:t>μ</w:t>
+      </w:r>
+      <w:r>
+        <w:t>ε in the change of the action under a local variation of the symmetry parameter.</w:t>
       </w:r>
     </w:p>
     <w:p>
@@ -1491,7 +2014,79 @@
     </w:p>
     <w:p>
       <w:r>
-        <w:t>On a solution of the field equations the action is stationary under every variation of the fields that vanishes at the boundary, and ε(x)Δφ_a is such a variation. So δS = 0 for every ε(x), and integrating by parts once more, 0 = ∫d⁴x (∂_με)j^μ = −∫d⁴x ε ∂_μj^μ. Since ε(x) is arbitrary, ∂_μj^μ = 0, the same result as in Section 2.2. This second derivation shows the logic more clearly: a symmetry means the action is insensitive to a constant ε, and a constant ε extended to a position-dependent ε(x) changes the action only through terms proportional to ∂_με, whose coefficient is the current. It is the version that Lesson 39 will use when the symmetry is made local.</w:t>
+        <w:t>On a solution of the field equations the action is stationary under every variation of the fields that vanishes at the boundary, and ε(x)Δφ</w:t>
+      </w:r>
+      <w:r>
+        <w:rPr>
+          <w:vertAlign w:val="subscript"/>
+        </w:rPr>
+        <w:t>a</w:t>
+      </w:r>
+      <w:r>
+        <w:t xml:space="preserve"> is such a variation. So δS = 0 for every ε(x), and integrating by parts once more, 0 = ∫d⁴x (∂</w:t>
+      </w:r>
+      <w:r>
+        <w:rPr>
+          <w:vertAlign w:val="subscript"/>
+        </w:rPr>
+        <w:t>μ</w:t>
+      </w:r>
+      <w:r>
+        <w:t>ε)j</w:t>
+      </w:r>
+      <w:r>
+        <w:rPr>
+          <w:vertAlign w:val="superscript"/>
+        </w:rPr>
+        <w:t>μ</w:t>
+      </w:r>
+      <w:r>
+        <w:t xml:space="preserve"> = −∫d⁴x ε ∂</w:t>
+      </w:r>
+      <w:r>
+        <w:rPr>
+          <w:vertAlign w:val="subscript"/>
+        </w:rPr>
+        <w:t>μ</w:t>
+      </w:r>
+      <w:r>
+        <w:t>j</w:t>
+      </w:r>
+      <w:r>
+        <w:rPr>
+          <w:vertAlign w:val="superscript"/>
+        </w:rPr>
+        <w:t>μ</w:t>
+      </w:r>
+      <w:r>
+        <w:t>. Since ε(x) is arbitrary, ∂</w:t>
+      </w:r>
+      <w:r>
+        <w:rPr>
+          <w:vertAlign w:val="subscript"/>
+        </w:rPr>
+        <w:t>μ</w:t>
+      </w:r>
+      <w:r>
+        <w:t>j</w:t>
+      </w:r>
+      <w:r>
+        <w:rPr>
+          <w:vertAlign w:val="superscript"/>
+        </w:rPr>
+        <w:t>μ</w:t>
+      </w:r>
+      <w:r>
+        <w:t xml:space="preserve"> = 0, the same result as in Section 2.2. This second derivation shows the logic more clearly: a symmetry means the action is insensitive to a constant ε, and a constant ε extended to a position-dependent ε(x) changes the action only through terms proportional to ∂</w:t>
+      </w:r>
+      <w:r>
+        <w:rPr>
+          <w:vertAlign w:val="subscript"/>
+        </w:rPr>
+        <w:t>μ</w:t>
+      </w:r>
+      <w:r>
+        <w:t>ε, whose coefficient is the current. It is the version that Lesson 39 will use when the symmetry is made local.</w:t>
       </w:r>
     </w:p>
     <w:p>
@@ -1512,7 +2107,52 @@
     </w:p>
     <w:p>
       <w:r>
-        <w:t>Consider the massless real scalar field, ℒ = (1/2)∂_μφ∂^μφ, and the transformation φ → φ + ε. Then Δφ = 1 and δℒ = 0, so K^μ = 0. Since ∂ℒ/∂(∂_μφ) = ∂^μφ, the current is</w:t>
+        <w:t>Consider the massless real scalar field, ℒ = (1/2)∂</w:t>
+      </w:r>
+      <w:r>
+        <w:rPr>
+          <w:vertAlign w:val="subscript"/>
+        </w:rPr>
+        <w:t>μ</w:t>
+      </w:r>
+      <w:r>
+        <w:t>φ∂</w:t>
+      </w:r>
+      <w:r>
+        <w:rPr>
+          <w:vertAlign w:val="superscript"/>
+        </w:rPr>
+        <w:t>μ</w:t>
+      </w:r>
+      <w:r>
+        <w:t>φ, and the transformation φ → φ + ε. Then Δφ = 1 and δℒ = 0, so K</w:t>
+      </w:r>
+      <w:r>
+        <w:rPr>
+          <w:vertAlign w:val="superscript"/>
+        </w:rPr>
+        <w:t>μ</w:t>
+      </w:r>
+      <w:r>
+        <w:t xml:space="preserve"> = 0. Since ∂ℒ/∂(∂</w:t>
+      </w:r>
+      <w:r>
+        <w:rPr>
+          <w:vertAlign w:val="subscript"/>
+        </w:rPr>
+        <w:t>μ</w:t>
+      </w:r>
+      <w:r>
+        <w:t>φ) = ∂</w:t>
+      </w:r>
+      <w:r>
+        <w:rPr>
+          <w:vertAlign w:val="superscript"/>
+        </w:rPr>
+        <w:t>μ</w:t>
+      </w:r>
+      <w:r>
+        <w:t>φ, the current is</w:t>
       </w:r>
     </w:p>
     <w:p>
@@ -1560,7 +2200,25 @@
     </w:p>
     <w:p>
       <w:r>
-        <w:t>and ∂_μj^μ = □φ = 0 is the equation of motion itself. The charge is Q = ∫d³x φ̇. With a mass term, δℒ = −εm²φ is not a total derivative, so the shift is no longer a symmetry and no current is conserved.</w:t>
+        <w:t>and ∂</w:t>
+      </w:r>
+      <w:r>
+        <w:rPr>
+          <w:vertAlign w:val="subscript"/>
+        </w:rPr>
+        <w:t>μ</w:t>
+      </w:r>
+      <w:r>
+        <w:t>j</w:t>
+      </w:r>
+      <w:r>
+        <w:rPr>
+          <w:vertAlign w:val="superscript"/>
+        </w:rPr>
+        <w:t>μ</w:t>
+      </w:r>
+      <w:r>
+        <w:t xml:space="preserve"> = □φ = 0 is the equation of motion itself. The charge is Q = ∫d³x φ̇. With a mass term, δℒ = −εm²φ is not a total derivative, so the shift is no longer a symmetry and no current is conserved.</w:t>
       </w:r>
     </w:p>
     <w:p>
@@ -1573,7 +2231,79 @@
     </w:p>
     <w:p>
       <w:r>
-        <w:t>For ℒ = ∂_μφ*∂^μφ − m²φ*φ, the transformation φ → e^(iα)φ with small α = ε gives Δφ = iφ and Δφ* = −iφ*. The Lagrangian density is invariant, so K^μ = 0. With ∂ℒ/∂(∂_μφ) = ∂^μφ* and ∂ℒ/∂(∂_μφ*) = ∂^μφ,</w:t>
+        <w:t>For ℒ = ∂</w:t>
+      </w:r>
+      <w:r>
+        <w:rPr>
+          <w:vertAlign w:val="subscript"/>
+        </w:rPr>
+        <w:t>μ</w:t>
+      </w:r>
+      <w:r>
+        <w:t>φ*∂</w:t>
+      </w:r>
+      <w:r>
+        <w:rPr>
+          <w:vertAlign w:val="superscript"/>
+        </w:rPr>
+        <w:t>μ</w:t>
+      </w:r>
+      <w:r>
+        <w:t>φ − m²φ*φ, the transformation φ → e</w:t>
+      </w:r>
+      <w:r>
+        <w:rPr>
+          <w:vertAlign w:val="superscript"/>
+        </w:rPr>
+        <w:t>iα</w:t>
+      </w:r>
+      <w:r>
+        <w:t>φ with small α = ε gives Δφ = iφ and Δφ* = −iφ*. The Lagrangian density is invariant, so K</w:t>
+      </w:r>
+      <w:r>
+        <w:rPr>
+          <w:vertAlign w:val="superscript"/>
+        </w:rPr>
+        <w:t>μ</w:t>
+      </w:r>
+      <w:r>
+        <w:t xml:space="preserve"> = 0. With ∂ℒ/∂(∂</w:t>
+      </w:r>
+      <w:r>
+        <w:rPr>
+          <w:vertAlign w:val="subscript"/>
+        </w:rPr>
+        <w:t>μ</w:t>
+      </w:r>
+      <w:r>
+        <w:t>φ) = ∂</w:t>
+      </w:r>
+      <w:r>
+        <w:rPr>
+          <w:vertAlign w:val="superscript"/>
+        </w:rPr>
+        <w:t>μ</w:t>
+      </w:r>
+      <w:r>
+        <w:t>φ* and ∂ℒ/∂(∂</w:t>
+      </w:r>
+      <w:r>
+        <w:rPr>
+          <w:vertAlign w:val="subscript"/>
+        </w:rPr>
+        <w:t>μ</w:t>
+      </w:r>
+      <w:r>
+        <w:t>φ*) = ∂</w:t>
+      </w:r>
+      <w:r>
+        <w:rPr>
+          <w:vertAlign w:val="superscript"/>
+        </w:rPr>
+        <w:t>μ</w:t>
+      </w:r>
+      <w:r>
+        <w:t>φ,</w:t>
       </w:r>
     </w:p>
     <w:p>
@@ -1711,7 +2441,25 @@
     </w:p>
     <w:p>
       <w:r>
-        <w:t>This is the Klein–Gordon current of Lesson 18, Section 3.1, up to an overall sign that depends on the direction chosen for the parameter: using α → −α, that is Δφ = −iφ, reproduces i(φ*∂^μφ − φ∂^μφ*) exactly. The overall sign of a Noether current is a convention, and it fixes the sign convention for the charge. The interesting point is that the current whose sign problem occupied Lesson 18 is here shown to be the Noether current of a symmetry, and its conservation is a consequence of that symmetry (Exercise 3).</w:t>
+        <w:t>This is the Klein–Gordon current of Lesson 18, Section 3.1, up to an overall sign that depends on the direction chosen for the parameter: using α → −α, that is Δφ = −iφ, reproduces i(φ*∂</w:t>
+      </w:r>
+      <w:r>
+        <w:rPr>
+          <w:vertAlign w:val="superscript"/>
+        </w:rPr>
+        <w:t>μ</w:t>
+      </w:r>
+      <w:r>
+        <w:t>φ − φ∂</w:t>
+      </w:r>
+      <w:r>
+        <w:rPr>
+          <w:vertAlign w:val="superscript"/>
+        </w:rPr>
+        <w:t>μ</w:t>
+      </w:r>
+      <w:r>
+        <w:t>φ*) exactly. The overall sign of a Noether current is a convention, and it fixes the sign convention for the charge. The interesting point is that the current whose sign problem occupied Lesson 18 is here shown to be the Noether current of a symmetry, and its conservation is a consequence of that symmetry (Exercise 3).</w:t>
       </w:r>
     </w:p>
     <w:p>
@@ -1725,7 +2473,133 @@
     </w:p>
     <w:p>
       <w:r>
-        <w:t>Check the two-real-field form of the same symmetry. In terms of φ = (φ₁ + iφ₂)/√2, the phase rotation φ → e^(iε)φ reads δφ₁ = −εφ₂ and δφ₂ = εφ₁, a rotation in the (φ₁, φ₂) plane. Then Δφ₁ = −φ₂, Δφ₂ = φ₁, and with ∂ℒ/∂(∂_μφ_a) = ∂^μφ_a the current is j^μ = −φ₂∂^μφ₁ + φ₁∂^μφ₂ = φ₁∂^μφ₂ − φ₂∂^μφ₁. This agrees with −i(φ*∂^μφ − φ∂^μφ*) computed above, using the relation found in Lesson 25, Exercise 13. If the two fields have different masses, the rotation is not a symmetry and the current is not conserved: ∂_μj^μ = (m₁² − m₂²)φ₁φ₂ (Exercise 4).</w:t>
+        <w:t>Check the two-real-field form of the same symmetry. In terms of φ = (φ₁ + iφ₂)/√2, the phase rotation φ → e</w:t>
+      </w:r>
+      <w:r>
+        <w:rPr>
+          <w:vertAlign w:val="superscript"/>
+        </w:rPr>
+        <w:t>iε</w:t>
+      </w:r>
+      <w:r>
+        <w:t>φ reads δφ₁ = −εφ₂ and δφ₂ = εφ₁, a rotation in the (φ₁, φ₂) plane. Then Δφ₁ = −φ₂, Δφ₂ = φ₁, and with ∂ℒ/∂(∂</w:t>
+      </w:r>
+      <w:r>
+        <w:rPr>
+          <w:vertAlign w:val="subscript"/>
+        </w:rPr>
+        <w:t>μ</w:t>
+      </w:r>
+      <w:r>
+        <w:t>φ</w:t>
+      </w:r>
+      <w:r>
+        <w:rPr>
+          <w:vertAlign w:val="subscript"/>
+        </w:rPr>
+        <w:t>a</w:t>
+      </w:r>
+      <w:r>
+        <w:t>) = ∂</w:t>
+      </w:r>
+      <w:r>
+        <w:rPr>
+          <w:vertAlign w:val="superscript"/>
+        </w:rPr>
+        <w:t>μ</w:t>
+      </w:r>
+      <w:r>
+        <w:t>φ</w:t>
+      </w:r>
+      <w:r>
+        <w:rPr>
+          <w:vertAlign w:val="subscript"/>
+        </w:rPr>
+        <w:t>a</w:t>
+      </w:r>
+      <w:r>
+        <w:t xml:space="preserve"> the current is j</w:t>
+      </w:r>
+      <w:r>
+        <w:rPr>
+          <w:vertAlign w:val="superscript"/>
+        </w:rPr>
+        <w:t>μ</w:t>
+      </w:r>
+      <w:r>
+        <w:t xml:space="preserve"> = −φ₂∂</w:t>
+      </w:r>
+      <w:r>
+        <w:rPr>
+          <w:vertAlign w:val="superscript"/>
+        </w:rPr>
+        <w:t>μ</w:t>
+      </w:r>
+      <w:r>
+        <w:t>φ₁ + φ₁∂</w:t>
+      </w:r>
+      <w:r>
+        <w:rPr>
+          <w:vertAlign w:val="superscript"/>
+        </w:rPr>
+        <w:t>μ</w:t>
+      </w:r>
+      <w:r>
+        <w:t>φ₂ = φ₁∂</w:t>
+      </w:r>
+      <w:r>
+        <w:rPr>
+          <w:vertAlign w:val="superscript"/>
+        </w:rPr>
+        <w:t>μ</w:t>
+      </w:r>
+      <w:r>
+        <w:t>φ₂ − φ₂∂</w:t>
+      </w:r>
+      <w:r>
+        <w:rPr>
+          <w:vertAlign w:val="superscript"/>
+        </w:rPr>
+        <w:t>μ</w:t>
+      </w:r>
+      <w:r>
+        <w:t>φ₁. This agrees with −i(φ*∂</w:t>
+      </w:r>
+      <w:r>
+        <w:rPr>
+          <w:vertAlign w:val="superscript"/>
+        </w:rPr>
+        <w:t>μ</w:t>
+      </w:r>
+      <w:r>
+        <w:t>φ − φ∂</w:t>
+      </w:r>
+      <w:r>
+        <w:rPr>
+          <w:vertAlign w:val="superscript"/>
+        </w:rPr>
+        <w:t>μ</w:t>
+      </w:r>
+      <w:r>
+        <w:t>φ*) computed above, using the relation found in Lesson 25, Exercise 13. If the two fields have different masses, the rotation is not a symmetry and the current is not conserved: ∂</w:t>
+      </w:r>
+      <w:r>
+        <w:rPr>
+          <w:vertAlign w:val="subscript"/>
+        </w:rPr>
+        <w:t>μ</w:t>
+      </w:r>
+      <w:r>
+        <w:t>j</w:t>
+      </w:r>
+      <w:r>
+        <w:rPr>
+          <w:vertAlign w:val="superscript"/>
+        </w:rPr>
+        <w:t>μ</w:t>
+      </w:r>
+      <w:r>
+        <w:t xml:space="preserve"> = (m₁² − m₂²)φ₁φ₂ (Exercise 4).</w:t>
       </w:r>
     </w:p>
     <w:p>
@@ -1738,7 +2612,70 @@
     </w:p>
     <w:p>
       <w:r>
-        <w:t>Under ψ → e^(iα)ψ, ψ̄ → e^(−iα)ψ̄ with α = ε, the Dirac Lagrangian density ψ̄(iγ^μ∂_μ − m)ψ is invariant, since the phases cancel in every bilinear ψ̄Γψ. Then Δψ = iψ, Δψ̄ = −iψ̄, K^μ = 0. The Lagrangian density has no derivative of ψ̄, and ∂ℒ/∂(∂_μψ) = iψ̄γ^μ (Lesson 27, Section 3.2), so</w:t>
+        <w:t>Under ψ → e</w:t>
+      </w:r>
+      <w:r>
+        <w:rPr>
+          <w:vertAlign w:val="superscript"/>
+        </w:rPr>
+        <w:t>iα</w:t>
+      </w:r>
+      <w:r>
+        <w:t>ψ, ψ̄ → e</w:t>
+      </w:r>
+      <w:r>
+        <w:rPr>
+          <w:vertAlign w:val="superscript"/>
+        </w:rPr>
+        <w:t>−iα</w:t>
+      </w:r>
+      <w:r>
+        <w:t>ψ̄ with α = ε, the Dirac Lagrangian density ψ̄(iγ</w:t>
+      </w:r>
+      <w:r>
+        <w:rPr>
+          <w:vertAlign w:val="superscript"/>
+        </w:rPr>
+        <w:t>μ</w:t>
+      </w:r>
+      <w:r>
+        <w:t>∂</w:t>
+      </w:r>
+      <w:r>
+        <w:rPr>
+          <w:vertAlign w:val="subscript"/>
+        </w:rPr>
+        <w:t>μ</w:t>
+      </w:r>
+      <w:r>
+        <w:t xml:space="preserve"> − m)ψ is invariant, since the phases cancel in every bilinear ψ̄Γψ. Then Δψ = iψ, Δψ̄ = −iψ̄, K</w:t>
+      </w:r>
+      <w:r>
+        <w:rPr>
+          <w:vertAlign w:val="superscript"/>
+        </w:rPr>
+        <w:t>μ</w:t>
+      </w:r>
+      <w:r>
+        <w:t xml:space="preserve"> = 0. The Lagrangian density has no derivative of ψ̄, and ∂ℒ/∂(∂</w:t>
+      </w:r>
+      <w:r>
+        <w:rPr>
+          <w:vertAlign w:val="subscript"/>
+        </w:rPr>
+        <w:t>μ</w:t>
+      </w:r>
+      <w:r>
+        <w:t>ψ) = iψ̄γ</w:t>
+      </w:r>
+      <w:r>
+        <w:rPr>
+          <w:vertAlign w:val="superscript"/>
+        </w:rPr>
+        <w:t>μ</w:t>
+      </w:r>
+      <w:r>
+        <w:t xml:space="preserve"> (Lesson 27, Section 3.2), so</w:t>
       </w:r>
     </w:p>
     <w:p>
@@ -1814,7 +2751,16 @@
     </w:p>
     <w:p>
       <w:r>
-        <w:t>Again up to the sign convention (Δψ = −iψ gives +ψ̄γ^μψ), this is the current of Lesson 24, and its conservation, derived there by direct manipulation of the Dirac equation, is now seen to be the Noether consequence of the phase symmetry. The charge Q = ∫d³x ψ†ψ is the total number of particles minus antiparticles after quantization (Lesson 36), and multiplying by the charge of the electron gives the electric charge.</w:t>
+        <w:t>Again up to the sign convention (Δψ = −iψ gives +ψ̄γ</w:t>
+      </w:r>
+      <w:r>
+        <w:rPr>
+          <w:vertAlign w:val="superscript"/>
+        </w:rPr>
+        <w:t>μ</w:t>
+      </w:r>
+      <w:r>
+        <w:t>ψ), this is the current of Lesson 24, and its conservation, derived there by direct manipulation of the Dirac equation, is now seen to be the Noether consequence of the phase symmetry. The charge Q = ∫d³x ψ†ψ is the total number of particles minus antiparticles after quantization (Lesson 36), and multiplying by the charge of the electron gives the electric charge.</w:t>
       </w:r>
     </w:p>
     <w:p>
@@ -1827,7 +2773,16 @@
     </w:p>
     <w:p>
       <w:r>
-        <w:t>The term K^μ is not always zero. Consider a particle in a uniform force, L = (1/2)q̇² − gq. Under q → q + ε, δL = −gε, which is not zero but is a total time derivative: δL = ε dK/dt with K = −gt. Then Δq = 1, and the conserved quantity is</w:t>
+        <w:t>The term K</w:t>
+      </w:r>
+      <w:r>
+        <w:rPr>
+          <w:vertAlign w:val="superscript"/>
+        </w:rPr>
+        <w:t>μ</w:t>
+      </w:r>
+      <w:r>
+        <w:t xml:space="preserve"> is not always zero. Consider a particle in a uniform force, L = (1/2)q̇² − gq. Under q → q + ε, δL = −gε, which is not zero but is a total time derivative: δL = ε dK/dt with K = −gt. Then Δq = 1, and the conserved quantity is</w:t>
       </w:r>
     </w:p>
     <w:p>
@@ -1904,7 +2859,130 @@
     </w:p>
     <w:p>
       <w:r>
-        <w:t>Apply the theorem to spacetime translations of a scalar field. Under φ(x) → φ(x) + ε^ν∂_νφ(x), with the four parameters ε^ν independent, ℒ changes only through its dependence on the field, so δℒ = ε^ν∂_νℒ = ∂_μ(ε^νδ^μ_νℒ), giving K^μ = ε^μℒ. Taking each ε^ν in turn, Δ_νφ = ∂_νφ and the currents are</w:t>
+        <w:t>Apply the theorem to spacetime translations of a scalar field. Under φ(x) → φ(x) + ε</w:t>
+      </w:r>
+      <w:r>
+        <w:rPr>
+          <w:vertAlign w:val="superscript"/>
+        </w:rPr>
+        <w:t>ν</w:t>
+      </w:r>
+      <w:r>
+        <w:t>∂</w:t>
+      </w:r>
+      <w:r>
+        <w:rPr>
+          <w:vertAlign w:val="subscript"/>
+        </w:rPr>
+        <w:t>ν</w:t>
+      </w:r>
+      <w:r>
+        <w:t>φ(x), with the four parameters ε</w:t>
+      </w:r>
+      <w:r>
+        <w:rPr>
+          <w:vertAlign w:val="superscript"/>
+        </w:rPr>
+        <w:t>ν</w:t>
+      </w:r>
+      <w:r>
+        <w:t xml:space="preserve"> independent, ℒ changes only through its dependence on the field, so δℒ = ε</w:t>
+      </w:r>
+      <w:r>
+        <w:rPr>
+          <w:vertAlign w:val="superscript"/>
+        </w:rPr>
+        <w:t>ν</w:t>
+      </w:r>
+      <w:r>
+        <w:t>∂</w:t>
+      </w:r>
+      <w:r>
+        <w:rPr>
+          <w:vertAlign w:val="subscript"/>
+        </w:rPr>
+        <w:t>ν</w:t>
+      </w:r>
+      <w:r>
+        <w:t>ℒ = ∂</w:t>
+      </w:r>
+      <w:r>
+        <w:rPr>
+          <w:vertAlign w:val="subscript"/>
+        </w:rPr>
+        <w:t>μ</w:t>
+      </w:r>
+      <w:r>
+        <w:t>(ε</w:t>
+      </w:r>
+      <w:r>
+        <w:rPr>
+          <w:vertAlign w:val="superscript"/>
+        </w:rPr>
+        <w:t>ν</w:t>
+      </w:r>
+      <w:r>
+        <w:t>δ</w:t>
+      </w:r>
+      <w:r>
+        <w:rPr>
+          <w:vertAlign w:val="superscript"/>
+        </w:rPr>
+        <w:t>μ</w:t>
+      </w:r>
+      <w:r>
+        <w:rPr>
+          <w:vertAlign w:val="subscript"/>
+        </w:rPr>
+        <w:t>ν</w:t>
+      </w:r>
+      <w:r>
+        <w:t>ℒ), giving K</w:t>
+      </w:r>
+      <w:r>
+        <w:rPr>
+          <w:vertAlign w:val="superscript"/>
+        </w:rPr>
+        <w:t>μ</w:t>
+      </w:r>
+      <w:r>
+        <w:t xml:space="preserve"> = ε</w:t>
+      </w:r>
+      <w:r>
+        <w:rPr>
+          <w:vertAlign w:val="superscript"/>
+        </w:rPr>
+        <w:t>μ</w:t>
+      </w:r>
+      <w:r>
+        <w:t>ℒ. Taking each ε</w:t>
+      </w:r>
+      <w:r>
+        <w:rPr>
+          <w:vertAlign w:val="superscript"/>
+        </w:rPr>
+        <w:t>ν</w:t>
+      </w:r>
+      <w:r>
+        <w:t xml:space="preserve"> in turn, Δ</w:t>
+      </w:r>
+      <w:r>
+        <w:rPr>
+          <w:vertAlign w:val="subscript"/>
+        </w:rPr>
+        <w:t>ν</w:t>
+      </w:r>
+      <w:r>
+        <w:t>φ = ∂</w:t>
+      </w:r>
+      <w:r>
+        <w:rPr>
+          <w:vertAlign w:val="subscript"/>
+        </w:rPr>
+        <w:t>ν</w:t>
+      </w:r>
+      <w:r>
+        <w:t>φ and the currents are</w:t>
       </w:r>
     </w:p>
     <w:p>
@@ -2061,7 +3139,22 @@
     </w:p>
     <w:p>
       <w:r>
-        <w:t>For ν = 0 and μ = 0 this is T⁰₀ = πφ̇ − ℒ = ℋ, the Hamiltonian density of Lesson 26, Section 3.2. The conserved charge of time translation is therefore the energy, and the conserved charges of the three spatial translations are the components of the momentum. This is the energy-momentum tensor T^μ_ν, developed in full in Lesson 30. The lesson from the example is that the energy of a field, defined in Lesson 25 as a sum over modes, is not an independent definition but the Noether charge of time translation.</w:t>
+        <w:t>For ν = 0 and μ = 0 this is T⁰₀ = πφ̇ − ℒ = ℋ, the Hamiltonian density of Lesson 26, Section 3.2. The conserved charge of time translation is therefore the energy, and the conserved charges of the three spatial translations are the components of the momentum. This is the energy-momentum tensor T</w:t>
+      </w:r>
+      <w:r>
+        <w:rPr>
+          <w:vertAlign w:val="superscript"/>
+        </w:rPr>
+        <w:t>μ</w:t>
+      </w:r>
+      <w:r>
+        <w:rPr>
+          <w:vertAlign w:val="subscript"/>
+        </w:rPr>
+        <w:t>ν</w:t>
+      </w:r>
+      <w:r>
+        <w:t>, developed in full in Lesson 30. The lesson from the example is that the energy of a field, defined in Lesson 25 as a sum over modes, is not an independent definition but the Noether charge of time translation.</w:t>
       </w:r>
     </w:p>
     <w:p>
@@ -2082,7 +3175,16 @@
     </w:p>
     <w:p>
       <w:r>
-        <w:t>Define Q = ∫d³x j⁰. Integrating the conservation law ∂_tj⁰ + ∇·j = 0 over all space,</w:t>
+        <w:t>Define Q = ∫d³x j⁰. Integrating the conservation law ∂</w:t>
+      </w:r>
+      <w:r>
+        <w:rPr>
+          <w:vertAlign w:val="subscript"/>
+        </w:rPr>
+        <w:t>t</w:t>
+      </w:r>
+      <w:r>
+        <w:t>j⁰ + ∇·j = 0 over all space,</w:t>
       </w:r>
     </w:p>
     <w:p>
@@ -2242,7 +3344,106 @@
     </w:p>
     <w:p>
       <w:r>
-        <w:t>When K⁰ = 0 and Δφ_a does not depend on the momenta, j⁰ = Σ_aπ_aΔφ_a with π_a the momentum density conjugate to φ_a, and Q = ∫d³x π_aΔφ_a. Using the fundamental bracket {φ_a(x), π_b(y)} = δ_abδ³(x − y) of Lesson 6, Section 7.2,</w:t>
+        <w:t>When K⁰ = 0 and Δφ</w:t>
+      </w:r>
+      <w:r>
+        <w:rPr>
+          <w:vertAlign w:val="subscript"/>
+        </w:rPr>
+        <w:t>a</w:t>
+      </w:r>
+      <w:r>
+        <w:t xml:space="preserve"> does not depend on the momenta, j⁰ = Σ</w:t>
+      </w:r>
+      <w:r>
+        <w:rPr>
+          <w:vertAlign w:val="subscript"/>
+        </w:rPr>
+        <w:t>a</w:t>
+      </w:r>
+      <w:r>
+        <w:t>π</w:t>
+      </w:r>
+      <w:r>
+        <w:rPr>
+          <w:vertAlign w:val="subscript"/>
+        </w:rPr>
+        <w:t>a</w:t>
+      </w:r>
+      <w:r>
+        <w:t>Δφ</w:t>
+      </w:r>
+      <w:r>
+        <w:rPr>
+          <w:vertAlign w:val="subscript"/>
+        </w:rPr>
+        <w:t>a</w:t>
+      </w:r>
+      <w:r>
+        <w:t xml:space="preserve"> with π</w:t>
+      </w:r>
+      <w:r>
+        <w:rPr>
+          <w:vertAlign w:val="subscript"/>
+        </w:rPr>
+        <w:t>a</w:t>
+      </w:r>
+      <w:r>
+        <w:t xml:space="preserve"> the momentum density conjugate to φ</w:t>
+      </w:r>
+      <w:r>
+        <w:rPr>
+          <w:vertAlign w:val="subscript"/>
+        </w:rPr>
+        <w:t>a</w:t>
+      </w:r>
+      <w:r>
+        <w:t>, and Q = ∫d³x π</w:t>
+      </w:r>
+      <w:r>
+        <w:rPr>
+          <w:vertAlign w:val="subscript"/>
+        </w:rPr>
+        <w:t>a</w:t>
+      </w:r>
+      <w:r>
+        <w:t>Δφ</w:t>
+      </w:r>
+      <w:r>
+        <w:rPr>
+          <w:vertAlign w:val="subscript"/>
+        </w:rPr>
+        <w:t>a</w:t>
+      </w:r>
+      <w:r>
+        <w:t>. Using the fundamental bracket {φ</w:t>
+      </w:r>
+      <w:r>
+        <w:rPr>
+          <w:vertAlign w:val="subscript"/>
+        </w:rPr>
+        <w:t>a</w:t>
+      </w:r>
+      <w:r>
+        <w:t>(x), π</w:t>
+      </w:r>
+      <w:r>
+        <w:rPr>
+          <w:vertAlign w:val="subscript"/>
+        </w:rPr>
+        <w:t>b</w:t>
+      </w:r>
+      <w:r>
+        <w:t>(y)} = δ</w:t>
+      </w:r>
+      <w:r>
+        <w:rPr>
+          <w:vertAlign w:val="subscript"/>
+        </w:rPr>
+        <w:t>a</w:t>
+      </w:r>
+      <w:r>
+        <w:t>bδ³(x − y) of Lesson 6, Section 7.2,</w:t>
       </w:r>
     </w:p>
     <w:p>
@@ -2312,7 +3513,43 @@
     </w:p>
     <w:p>
       <w:r>
-        <w:t>so that δφ_a = ε{φ_a, Q}: the Noether charge generates the symmetry transformation through the Poisson bracket, as the momentum generates translations and the angular momentum generates rotations in Lesson 6, Section 4.5. After quantization, the bracket becomes a commutator, [φ_a(x), Q] = iΔφ_a(x), and this is how the charge operator of Lesson 31 will be shown to generate the phase rotations of the field. The theorem of this lesson and the statement of Lesson 6 are two views of the same fact.</w:t>
+        <w:t>so that δφ</w:t>
+      </w:r>
+      <w:r>
+        <w:rPr>
+          <w:vertAlign w:val="subscript"/>
+        </w:rPr>
+        <w:t>a</w:t>
+      </w:r>
+      <w:r>
+        <w:t xml:space="preserve"> = ε{φ</w:t>
+      </w:r>
+      <w:r>
+        <w:rPr>
+          <w:vertAlign w:val="subscript"/>
+        </w:rPr>
+        <w:t>a</w:t>
+      </w:r>
+      <w:r>
+        <w:t>, Q}: the Noether charge generates the symmetry transformation through the Poisson bracket, as the momentum generates translations and the angular momentum generates rotations in Lesson 6, Section 4.5. After quantization, the bracket becomes a commutator, [φ</w:t>
+      </w:r>
+      <w:r>
+        <w:rPr>
+          <w:vertAlign w:val="subscript"/>
+        </w:rPr>
+        <w:t>a</w:t>
+      </w:r>
+      <w:r>
+        <w:t>(x), Q] = iΔφ</w:t>
+      </w:r>
+      <w:r>
+        <w:rPr>
+          <w:vertAlign w:val="subscript"/>
+        </w:rPr>
+        <w:t>a</w:t>
+      </w:r>
+      <w:r>
+        <w:t>(x), and this is how the charge operator of Lesson 31 will be shown to generate the phase rotations of the field. The theorem of this lesson and the statement of Lesson 6 are two views of the same fact.</w:t>
       </w:r>
     </w:p>
     <w:p>
@@ -2347,7 +3584,115 @@
     </w:p>
     <w:p>
       <w:r>
-        <w:t>The conserved current is not unique. If A^(νμ) is antisymmetric, ∂_μ∂_νA^(νμ) = 0 by the argument of Lesson 27, Exercise 10, so j′^μ = j^μ + ∂_νA^(νμ) is also conserved. The extra term contributes to the charge only a surface integral, ∫d³x ∂_νA^(ν0) = ∫d³x ∂ᵢA^(i0) (the time derivative term vanishes because A^(00) = 0), which vanishes at infinity, so the charge is unchanged. The ambiguity matters for the definition of local densities such as the energy density, and is the reason there are several energy-momentum tensors in the literature; it does not affect any conserved charge.</w:t>
+        <w:t>The conserved current is not unique. If A</w:t>
+      </w:r>
+      <w:r>
+        <w:rPr>
+          <w:vertAlign w:val="superscript"/>
+        </w:rPr>
+        <w:t>νμ</w:t>
+      </w:r>
+      <w:r>
+        <w:t xml:space="preserve"> is antisymmetric, ∂</w:t>
+      </w:r>
+      <w:r>
+        <w:rPr>
+          <w:vertAlign w:val="subscript"/>
+        </w:rPr>
+        <w:t>μ</w:t>
+      </w:r>
+      <w:r>
+        <w:t>∂</w:t>
+      </w:r>
+      <w:r>
+        <w:rPr>
+          <w:vertAlign w:val="subscript"/>
+        </w:rPr>
+        <w:t>ν</w:t>
+      </w:r>
+      <w:r>
+        <w:t>A</w:t>
+      </w:r>
+      <w:r>
+        <w:rPr>
+          <w:vertAlign w:val="superscript"/>
+        </w:rPr>
+        <w:t>νμ</w:t>
+      </w:r>
+      <w:r>
+        <w:t xml:space="preserve"> = 0 by the argument of Lesson 27, Exercise 10, so j′</w:t>
+      </w:r>
+      <w:r>
+        <w:rPr>
+          <w:vertAlign w:val="superscript"/>
+        </w:rPr>
+        <w:t>μ</w:t>
+      </w:r>
+      <w:r>
+        <w:t xml:space="preserve"> = j</w:t>
+      </w:r>
+      <w:r>
+        <w:rPr>
+          <w:vertAlign w:val="superscript"/>
+        </w:rPr>
+        <w:t>μ</w:t>
+      </w:r>
+      <w:r>
+        <w:t xml:space="preserve"> + ∂</w:t>
+      </w:r>
+      <w:r>
+        <w:rPr>
+          <w:vertAlign w:val="subscript"/>
+        </w:rPr>
+        <w:t>ν</w:t>
+      </w:r>
+      <w:r>
+        <w:t>A</w:t>
+      </w:r>
+      <w:r>
+        <w:rPr>
+          <w:vertAlign w:val="superscript"/>
+        </w:rPr>
+        <w:t>νμ</w:t>
+      </w:r>
+      <w:r>
+        <w:t xml:space="preserve"> is also conserved. The extra term contributes to the charge only a surface integral, ∫d³x ∂</w:t>
+      </w:r>
+      <w:r>
+        <w:rPr>
+          <w:vertAlign w:val="subscript"/>
+        </w:rPr>
+        <w:t>ν</w:t>
+      </w:r>
+      <w:r>
+        <w:t>A</w:t>
+      </w:r>
+      <w:r>
+        <w:rPr>
+          <w:vertAlign w:val="superscript"/>
+        </w:rPr>
+        <w:t>ν0</w:t>
+      </w:r>
+      <w:r>
+        <w:t xml:space="preserve"> = ∫d³x ∂ᵢA</w:t>
+      </w:r>
+      <w:r>
+        <w:rPr>
+          <w:vertAlign w:val="superscript"/>
+        </w:rPr>
+        <w:t>i0</w:t>
+      </w:r>
+      <w:r>
+        <w:t xml:space="preserve"> (the time derivative term vanishes because A</w:t>
+      </w:r>
+      <w:r>
+        <w:rPr>
+          <w:vertAlign w:val="superscript"/>
+        </w:rPr>
+        <w:t>(00)</w:t>
+      </w:r>
+      <w:r>
+        <w:t xml:space="preserve"> = 0), which vanishes at infinity, so the charge is unchanged. The ambiguity matters for the definition of local densities such as the energy density, and is the reason there are several energy-momentum tensors in the literature; it does not affect any conserved charge.</w:t>
       </w:r>
     </w:p>
     <w:p>
@@ -2360,7 +3705,43 @@
     </w:p>
     <w:p>
       <w:r>
-        <w:t>The symmetry condition δℒ = ε∂_μK^μ must hold for every field configuration, but the conservation ∂_μj^μ = 0 holds only on solutions of the equations of motion. The distinction is essential: the field equations were used in Section 2.2, and a conserved current is a property of the physical, on-shell fields.</w:t>
+        <w:t>The symmetry condition δℒ = ε∂</w:t>
+      </w:r>
+      <w:r>
+        <w:rPr>
+          <w:vertAlign w:val="subscript"/>
+        </w:rPr>
+        <w:t>μ</w:t>
+      </w:r>
+      <w:r>
+        <w:t>K</w:t>
+      </w:r>
+      <w:r>
+        <w:rPr>
+          <w:vertAlign w:val="superscript"/>
+        </w:rPr>
+        <w:t>μ</w:t>
+      </w:r>
+      <w:r>
+        <w:t xml:space="preserve"> must hold for every field configuration, but the conservation ∂</w:t>
+      </w:r>
+      <w:r>
+        <w:rPr>
+          <w:vertAlign w:val="subscript"/>
+        </w:rPr>
+        <w:t>μ</w:t>
+      </w:r>
+      <w:r>
+        <w:t>j</w:t>
+      </w:r>
+      <w:r>
+        <w:rPr>
+          <w:vertAlign w:val="superscript"/>
+        </w:rPr>
+        <w:t>μ</w:t>
+      </w:r>
+      <w:r>
+        <w:t xml:space="preserve"> = 0 holds only on solutions of the equations of motion. The distinction is essential: the field equations were used in Section 2.2, and a conserved current is a property of the physical, on-shell fields.</w:t>
       </w:r>
     </w:p>
     <w:p>
@@ -2494,7 +3875,25 @@
           </w:tcPr>
           <w:p>
             <w:r>
-              <w:t>Current j^μ = ψ̄γ^μψ from the Dirac phase symmetry</w:t>
+              <w:t>Current j</w:t>
+            </w:r>
+            <w:r>
+              <w:rPr>
+                <w:vertAlign w:val="superscript"/>
+              </w:rPr>
+              <w:t>μ</w:t>
+            </w:r>
+            <w:r>
+              <w:t xml:space="preserve"> = ψ̄γ</w:t>
+            </w:r>
+            <w:r>
+              <w:rPr>
+                <w:vertAlign w:val="superscript"/>
+              </w:rPr>
+              <w:t>μ</w:t>
+            </w:r>
+            <w:r>
+              <w:t>ψ from the Dirac phase symmetry</w:t>
             </w:r>
           </w:p>
         </w:tc>
@@ -2512,7 +3911,16 @@
           </w:tcPr>
           <w:p>
             <w:r>
-              <w:t>The electromagnetic current that couples to A_μ (Lesson 40)</w:t>
+              <w:t>The electromagnetic current that couples to A</w:t>
+            </w:r>
+            <w:r>
+              <w:rPr>
+                <w:vertAlign w:val="subscript"/>
+              </w:rPr>
+              <w:t>μ</w:t>
+            </w:r>
+            <w:r>
+              <w:t xml:space="preserve"> (Lesson 40)</w:t>
             </w:r>
           </w:p>
         </w:tc>
@@ -2605,7 +4013,19 @@
           </w:tcPr>
           <w:p>
             <w:r>
-              <w:t>Spacetime translations give T^μ_ν</w:t>
+              <w:t>Spacetime translations give T</w:t>
+            </w:r>
+            <w:r>
+              <w:rPr>
+                <w:vertAlign w:val="superscript"/>
+              </w:rPr>
+              <w:t>μ</w:t>
+            </w:r>
+            <w:r>
+              <w:rPr>
+                <w:vertAlign w:val="subscript"/>
+              </w:rPr>
+              <w:t>ν</w:t>
             </w:r>
           </w:p>
         </w:tc>
@@ -2642,7 +4062,22 @@
           </w:tcPr>
           <w:p>
             <w:r>
-              <w:t>Position-dependent parameter gives δS = ∫(∂_με)j^μ</w:t>
+              <w:t>Position-dependent parameter gives δS = ∫(∂</w:t>
+            </w:r>
+            <w:r>
+              <w:rPr>
+                <w:vertAlign w:val="subscript"/>
+              </w:rPr>
+              <w:t>μ</w:t>
+            </w:r>
+            <w:r>
+              <w:t>ε)j</w:t>
+            </w:r>
+            <w:r>
+              <w:rPr>
+                <w:vertAlign w:val="superscript"/>
+              </w:rPr>
+              <w:t>μ</w:t>
             </w:r>
           </w:p>
         </w:tc>
@@ -2660,7 +4095,16 @@
           </w:tcPr>
           <w:p>
             <w:r>
-              <w:t>The mechanism by which local gauge invariance forces the introduction of A_μ (Lesson 39)</w:t>
+              <w:t>The mechanism by which local gauge invariance forces the introduction of A</w:t>
+            </w:r>
+            <w:r>
+              <w:rPr>
+                <w:vertAlign w:val="subscript"/>
+              </w:rPr>
+              <w:t>μ</w:t>
+            </w:r>
+            <w:r>
+              <w:t xml:space="preserve"> (Lesson 39)</w:t>
             </w:r>
           </w:p>
         </w:tc>
@@ -2679,7 +4123,22 @@
           </w:tcPr>
           <w:p>
             <w:r>
-              <w:t>Ambiguity of the current by ∂_νA^(νμ)</w:t>
+              <w:t>Ambiguity of the current by ∂</w:t>
+            </w:r>
+            <w:r>
+              <w:rPr>
+                <w:vertAlign w:val="subscript"/>
+              </w:rPr>
+              <w:t>ν</w:t>
+            </w:r>
+            <w:r>
+              <w:t>A</w:t>
+            </w:r>
+            <w:r>
+              <w:rPr>
+                <w:vertAlign w:val="superscript"/>
+              </w:rPr>
+              <w:t>νμ</w:t>
             </w:r>
           </w:p>
         </w:tc>
@@ -2742,7 +4201,79 @@
     </w:tbl>
     <w:p>
       <w:r>
-        <w:t>The most important entry is the seventh. When the parameter of a global symmetry is allowed to depend on position, the action changes by ∫(∂_με)j^μ, and that is precisely the change that has to be compensated to make the symmetry local. Lesson 39 will show that the compensating term has the form −j^μA_μ, with A_μ shifting by −∂_με/q for a field of charge q so that the covariant derivative ∂_μ + iqA_μ transforms like the field itself, and that this is the QED interaction.</w:t>
+        <w:t>The most important entry is the seventh. When the parameter of a global symmetry is allowed to depend on position, the action changes by ∫(∂</w:t>
+      </w:r>
+      <w:r>
+        <w:rPr>
+          <w:vertAlign w:val="subscript"/>
+        </w:rPr>
+        <w:t>μ</w:t>
+      </w:r>
+      <w:r>
+        <w:t>ε)j</w:t>
+      </w:r>
+      <w:r>
+        <w:rPr>
+          <w:vertAlign w:val="superscript"/>
+        </w:rPr>
+        <w:t>μ</w:t>
+      </w:r>
+      <w:r>
+        <w:t>, and that is precisely the change that has to be compensated to make the symmetry local. Lesson 39 will show that the compensating term has the form −j</w:t>
+      </w:r>
+      <w:r>
+        <w:rPr>
+          <w:vertAlign w:val="superscript"/>
+        </w:rPr>
+        <w:t>μ</w:t>
+      </w:r>
+      <w:r>
+        <w:t>A</w:t>
+      </w:r>
+      <w:r>
+        <w:rPr>
+          <w:vertAlign w:val="subscript"/>
+        </w:rPr>
+        <w:t>μ</w:t>
+      </w:r>
+      <w:r>
+        <w:t>, with A</w:t>
+      </w:r>
+      <w:r>
+        <w:rPr>
+          <w:vertAlign w:val="subscript"/>
+        </w:rPr>
+        <w:t>μ</w:t>
+      </w:r>
+      <w:r>
+        <w:t xml:space="preserve"> shifting by −∂</w:t>
+      </w:r>
+      <w:r>
+        <w:rPr>
+          <w:vertAlign w:val="subscript"/>
+        </w:rPr>
+        <w:t>μ</w:t>
+      </w:r>
+      <w:r>
+        <w:t>ε/q for a field of charge q so that the covariant derivative ∂</w:t>
+      </w:r>
+      <w:r>
+        <w:rPr>
+          <w:vertAlign w:val="subscript"/>
+        </w:rPr>
+        <w:t>μ</w:t>
+      </w:r>
+      <w:r>
+        <w:t xml:space="preserve"> + iqA</w:t>
+      </w:r>
+      <w:r>
+        <w:rPr>
+          <w:vertAlign w:val="subscript"/>
+        </w:rPr>
+        <w:t>μ</w:t>
+      </w:r>
+      <w:r>
+        <w:t xml:space="preserve"> transforms like the field itself, and that this is the QED interaction.</w:t>
       </w:r>
     </w:p>
     <w:p>
@@ -2762,7 +4293,25 @@
         </w:numPr>
       </w:pPr>
       <w:r>
-        <w:t>A continuous symmetry leaves the action invariant, so δℒ = ε∂_μK^μ for every field configuration.</w:t>
+        <w:t>A continuous symmetry leaves the action invariant, so δℒ = ε∂</w:t>
+      </w:r>
+      <w:r>
+        <w:rPr>
+          <w:vertAlign w:val="subscript"/>
+        </w:rPr>
+        <w:t>μ</w:t>
+      </w:r>
+      <w:r>
+        <w:t>K</w:t>
+      </w:r>
+      <w:r>
+        <w:rPr>
+          <w:vertAlign w:val="superscript"/>
+        </w:rPr>
+        <w:t>μ</w:t>
+      </w:r>
+      <w:r>
+        <w:t xml:space="preserve"> for every field configuration.</w:t>
       </w:r>
     </w:p>
     <w:p>
@@ -2774,7 +4323,79 @@
         </w:numPr>
       </w:pPr>
       <w:r>
-        <w:t>Noether's theorem: the current j^μ = Σ_a[∂ℒ/∂(∂_μφ_a)]Δφ_a − K^μ satisfies ∂_μj^μ = 0 on solutions of the field equations.</w:t>
+        <w:t>Noether's theorem: the current j</w:t>
+      </w:r>
+      <w:r>
+        <w:rPr>
+          <w:vertAlign w:val="superscript"/>
+        </w:rPr>
+        <w:t>μ</w:t>
+      </w:r>
+      <w:r>
+        <w:t xml:space="preserve"> = Σ</w:t>
+      </w:r>
+      <w:r>
+        <w:rPr>
+          <w:vertAlign w:val="subscript"/>
+        </w:rPr>
+        <w:t>a</w:t>
+      </w:r>
+      <w:r>
+        <w:t>[∂ℒ/∂(∂</w:t>
+      </w:r>
+      <w:r>
+        <w:rPr>
+          <w:vertAlign w:val="subscript"/>
+        </w:rPr>
+        <w:t>μ</w:t>
+      </w:r>
+      <w:r>
+        <w:t>φ</w:t>
+      </w:r>
+      <w:r>
+        <w:rPr>
+          <w:vertAlign w:val="subscript"/>
+        </w:rPr>
+        <w:t>a</w:t>
+      </w:r>
+      <w:r>
+        <w:t>)]Δφ</w:t>
+      </w:r>
+      <w:r>
+        <w:rPr>
+          <w:vertAlign w:val="subscript"/>
+        </w:rPr>
+        <w:t>a</w:t>
+      </w:r>
+      <w:r>
+        <w:t xml:space="preserve"> − K</w:t>
+      </w:r>
+      <w:r>
+        <w:rPr>
+          <w:vertAlign w:val="superscript"/>
+        </w:rPr>
+        <w:t>μ</w:t>
+      </w:r>
+      <w:r>
+        <w:t xml:space="preserve"> satisfies ∂</w:t>
+      </w:r>
+      <w:r>
+        <w:rPr>
+          <w:vertAlign w:val="subscript"/>
+        </w:rPr>
+        <w:t>μ</w:t>
+      </w:r>
+      <w:r>
+        <w:t>j</w:t>
+      </w:r>
+      <w:r>
+        <w:rPr>
+          <w:vertAlign w:val="superscript"/>
+        </w:rPr>
+        <w:t>μ</w:t>
+      </w:r>
+      <w:r>
+        <w:t xml:space="preserve"> = 0 on solutions of the field equations.</w:t>
       </w:r>
     </w:p>
     <w:p>
@@ -2786,7 +4407,34 @@
         </w:numPr>
       </w:pPr>
       <w:r>
-        <w:t>The same current is the coefficient of ∂_με in the change of the action when the symmetry parameter is made position dependent, δS = ∫(∂_με)j^μ.</w:t>
+        <w:t>The same current is the coefficient of ∂</w:t>
+      </w:r>
+      <w:r>
+        <w:rPr>
+          <w:vertAlign w:val="subscript"/>
+        </w:rPr>
+        <w:t>μ</w:t>
+      </w:r>
+      <w:r>
+        <w:t>ε in the change of the action when the symmetry parameter is made position dependent, δS = ∫(∂</w:t>
+      </w:r>
+      <w:r>
+        <w:rPr>
+          <w:vertAlign w:val="subscript"/>
+        </w:rPr>
+        <w:t>μ</w:t>
+      </w:r>
+      <w:r>
+        <w:t>ε)j</w:t>
+      </w:r>
+      <w:r>
+        <w:rPr>
+          <w:vertAlign w:val="superscript"/>
+        </w:rPr>
+        <w:t>μ</w:t>
+      </w:r>
+      <w:r>
+        <w:t>.</w:t>
       </w:r>
     </w:p>
     <w:p>
@@ -2798,7 +4446,34 @@
         </w:numPr>
       </w:pPr>
       <w:r>
-        <w:t>The shift symmetry of the massless scalar gives j^μ = ∂^μφ; the U(1) phase symmetry of the complex scalar gives the Klein–Gordon current; the Dirac phase symmetry gives ψ̄γ^μψ, up to sign conventions.</w:t>
+        <w:t>The shift symmetry of the massless scalar gives j</w:t>
+      </w:r>
+      <w:r>
+        <w:rPr>
+          <w:vertAlign w:val="superscript"/>
+        </w:rPr>
+        <w:t>μ</w:t>
+      </w:r>
+      <w:r>
+        <w:t xml:space="preserve"> = ∂</w:t>
+      </w:r>
+      <w:r>
+        <w:rPr>
+          <w:vertAlign w:val="superscript"/>
+        </w:rPr>
+        <w:t>μ</w:t>
+      </w:r>
+      <w:r>
+        <w:t>φ; the U(1) phase symmetry of the complex scalar gives the Klein–Gordon current; the Dirac phase symmetry gives ψ̄γ</w:t>
+      </w:r>
+      <w:r>
+        <w:rPr>
+          <w:vertAlign w:val="superscript"/>
+        </w:rPr>
+        <w:t>μ</w:t>
+      </w:r>
+      <w:r>
+        <w:t>ψ, up to sign conventions.</w:t>
       </w:r>
     </w:p>
     <w:p>
@@ -2810,7 +4485,16 @@
         </w:numPr>
       </w:pPr>
       <w:r>
-        <w:t>When the Lagrangian changes by a total derivative, K^μ is nonzero and must be included, as in the particle in a uniform force.</w:t>
+        <w:t>When the Lagrangian changes by a total derivative, K</w:t>
+      </w:r>
+      <w:r>
+        <w:rPr>
+          <w:vertAlign w:val="superscript"/>
+        </w:rPr>
+        <w:t>μ</w:t>
+      </w:r>
+      <w:r>
+        <w:t xml:space="preserve"> is nonzero and must be included, as in the particle in a uniform force.</w:t>
       </w:r>
     </w:p>
     <w:p>
@@ -2822,7 +4506,22 @@
         </w:numPr>
       </w:pPr>
       <w:r>
-        <w:t>Spacetime translations give the energy-momentum tensor T^μ_ν, with T⁰₀ equal to the Hamiltonian density.</w:t>
+        <w:t>Spacetime translations give the energy-momentum tensor T</w:t>
+      </w:r>
+      <w:r>
+        <w:rPr>
+          <w:vertAlign w:val="superscript"/>
+        </w:rPr>
+        <w:t>μ</w:t>
+      </w:r>
+      <w:r>
+        <w:rPr>
+          <w:vertAlign w:val="subscript"/>
+        </w:rPr>
+        <w:t>ν</w:t>
+      </w:r>
+      <w:r>
+        <w:t>, with T⁰₀ equal to the Hamiltonian density.</w:t>
       </w:r>
     </w:p>
     <w:p>
@@ -2834,7 +4533,25 @@
         </w:numPr>
       </w:pPr>
       <w:r>
-        <w:t>The charge Q = ∫d³x j⁰ is constant in time and Lorentz invariant, and it generates the symmetry through {φ_a, Q} = Δφ_a.</w:t>
+        <w:t>The charge Q = ∫d³x j⁰ is constant in time and Lorentz invariant, and it generates the symmetry through {φ</w:t>
+      </w:r>
+      <w:r>
+        <w:rPr>
+          <w:vertAlign w:val="subscript"/>
+        </w:rPr>
+        <w:t>a</w:t>
+      </w:r>
+      <w:r>
+        <w:t>, Q} = Δφ</w:t>
+      </w:r>
+      <w:r>
+        <w:rPr>
+          <w:vertAlign w:val="subscript"/>
+        </w:rPr>
+        <w:t>a</w:t>
+      </w:r>
+      <w:r>
+        <w:t>.</w:t>
       </w:r>
     </w:p>
     <w:p>
@@ -2846,7 +4563,25 @@
         </w:numPr>
       </w:pPr>
       <w:r>
-        <w:t>The current is ambiguous by a term ∂_νA^(νμ) with A antisymmetric, which leaves Q unchanged; the theorem applies only to continuous symmetries of the action, not to discrete symmetries or to symmetries of the equations alone.</w:t>
+        <w:t>The current is ambiguous by a term ∂</w:t>
+      </w:r>
+      <w:r>
+        <w:rPr>
+          <w:vertAlign w:val="subscript"/>
+        </w:rPr>
+        <w:t>ν</w:t>
+      </w:r>
+      <w:r>
+        <w:t>A</w:t>
+      </w:r>
+      <w:r>
+        <w:rPr>
+          <w:vertAlign w:val="superscript"/>
+        </w:rPr>
+        <w:t>νμ</w:t>
+      </w:r>
+      <w:r>
+        <w:t xml:space="preserve"> with A antisymmetric, which leaves Q unchanged; the theorem applies only to continuous symmetries of the action, not to discrete symmetries or to symmetries of the equations alone.</w:t>
       </w:r>
     </w:p>
     <w:p>
@@ -2947,7 +4682,103 @@
           </w:tcPr>
           <w:p>
             <w:r>
-              <w:t>Starting from δℒ = ε∂_μK^μ and the Euler–Lagrange equations, derive ∂_μj^μ = 0 for j^μ = Σ_a[∂ℒ/∂(∂_μφ_a)]Δφ_a − K^μ, filling in each step of Section 2.2.</w:t>
+              <w:rPr>
+                <w:b/>
+              </w:rPr>
+              <w:t>Extension.</w:t>
+            </w:r>
+            <w:r>
+              <w:t xml:space="preserve"> Starting from δℒ = ε∂</w:t>
+            </w:r>
+            <w:r>
+              <w:rPr>
+                <w:vertAlign w:val="subscript"/>
+              </w:rPr>
+              <w:t>μ</w:t>
+            </w:r>
+            <w:r>
+              <w:t>K</w:t>
+            </w:r>
+            <w:r>
+              <w:rPr>
+                <w:vertAlign w:val="superscript"/>
+              </w:rPr>
+              <w:t>μ</w:t>
+            </w:r>
+            <w:r>
+              <w:t xml:space="preserve"> and the Euler–Lagrange equations, derive ∂</w:t>
+            </w:r>
+            <w:r>
+              <w:rPr>
+                <w:vertAlign w:val="subscript"/>
+              </w:rPr>
+              <w:t>μ</w:t>
+            </w:r>
+            <w:r>
+              <w:t>j</w:t>
+            </w:r>
+            <w:r>
+              <w:rPr>
+                <w:vertAlign w:val="superscript"/>
+              </w:rPr>
+              <w:t>μ</w:t>
+            </w:r>
+            <w:r>
+              <w:t xml:space="preserve"> = 0 for j</w:t>
+            </w:r>
+            <w:r>
+              <w:rPr>
+                <w:vertAlign w:val="superscript"/>
+              </w:rPr>
+              <w:t>μ</w:t>
+            </w:r>
+            <w:r>
+              <w:t xml:space="preserve"> = Σ</w:t>
+            </w:r>
+            <w:r>
+              <w:rPr>
+                <w:vertAlign w:val="subscript"/>
+              </w:rPr>
+              <w:t>a</w:t>
+            </w:r>
+            <w:r>
+              <w:t>[∂ℒ/∂(∂</w:t>
+            </w:r>
+            <w:r>
+              <w:rPr>
+                <w:vertAlign w:val="subscript"/>
+              </w:rPr>
+              <w:t>μ</w:t>
+            </w:r>
+            <w:r>
+              <w:t>φ</w:t>
+            </w:r>
+            <w:r>
+              <w:rPr>
+                <w:vertAlign w:val="subscript"/>
+              </w:rPr>
+              <w:t>a</w:t>
+            </w:r>
+            <w:r>
+              <w:t>)]Δφ</w:t>
+            </w:r>
+            <w:r>
+              <w:rPr>
+                <w:vertAlign w:val="subscript"/>
+              </w:rPr>
+              <w:t>a</w:t>
+            </w:r>
+            <w:r>
+              <w:t xml:space="preserve"> − K</w:t>
+            </w:r>
+            <w:r>
+              <w:rPr>
+                <w:vertAlign w:val="superscript"/>
+              </w:rPr>
+              <w:t>μ</w:t>
+            </w:r>
+            <w:r>
+              <w:t>, filling in each step of Section 2.2.</w:t>
             </w:r>
           </w:p>
         </w:tc>
@@ -2985,7 +4816,67 @@
           </w:tcPr>
           <w:p>
             <w:r>
-              <w:t>For ℒ = (1/2)∂_μφ∂^μφ − (1/2)m²φ², show that the shift φ → φ + ε changes ℒ by −εm²φ, that this is not a total derivative for m ≠ 0, and verify that j^μ = ∂^μφ is then not conserved: compute ∂_μj^μ using the Klein–Gordon equation.</w:t>
+              <w:rPr>
+                <w:b/>
+              </w:rPr>
+              <w:t>Extension.</w:t>
+            </w:r>
+            <w:r>
+              <w:t xml:space="preserve"> For ℒ = (1/2)∂</w:t>
+            </w:r>
+            <w:r>
+              <w:rPr>
+                <w:vertAlign w:val="subscript"/>
+              </w:rPr>
+              <w:t>μ</w:t>
+            </w:r>
+            <w:r>
+              <w:t>φ∂</w:t>
+            </w:r>
+            <w:r>
+              <w:rPr>
+                <w:vertAlign w:val="superscript"/>
+              </w:rPr>
+              <w:t>μ</w:t>
+            </w:r>
+            <w:r>
+              <w:t>φ − (1/2)m²φ², show that the shift φ → φ + ε changes ℒ by −εm²φ, that this is not a total derivative for m ≠ 0, and verify that j</w:t>
+            </w:r>
+            <w:r>
+              <w:rPr>
+                <w:vertAlign w:val="superscript"/>
+              </w:rPr>
+              <w:t>μ</w:t>
+            </w:r>
+            <w:r>
+              <w:t xml:space="preserve"> = ∂</w:t>
+            </w:r>
+            <w:r>
+              <w:rPr>
+                <w:vertAlign w:val="superscript"/>
+              </w:rPr>
+              <w:t>μ</w:t>
+            </w:r>
+            <w:r>
+              <w:t>φ is then not conserved: compute ∂</w:t>
+            </w:r>
+            <w:r>
+              <w:rPr>
+                <w:vertAlign w:val="subscript"/>
+              </w:rPr>
+              <w:t>μ</w:t>
+            </w:r>
+            <w:r>
+              <w:t>j</w:t>
+            </w:r>
+            <w:r>
+              <w:rPr>
+                <w:vertAlign w:val="superscript"/>
+              </w:rPr>
+              <w:t>μ</w:t>
+            </w:r>
+            <w:r>
+              <w:t xml:space="preserve"> using the Klein–Gordon equation.</w:t>
             </w:r>
           </w:p>
         </w:tc>
@@ -3021,7 +4912,58 @@
           </w:tcPr>
           <w:p>
             <w:r>
-              <w:t>For the complex scalar, verify ∂_μj^μ = 0 for j^μ = −i(φ*∂^μφ − φ∂^μφ*) using the equations (□ + m²)φ = 0 and (□ + m²)φ* = 0.</w:t>
+              <w:rPr>
+                <w:b/>
+              </w:rPr>
+              <w:t>Core.</w:t>
+            </w:r>
+            <w:r>
+              <w:t xml:space="preserve"> For the complex scalar, verify ∂</w:t>
+            </w:r>
+            <w:r>
+              <w:rPr>
+                <w:vertAlign w:val="subscript"/>
+              </w:rPr>
+              <w:t>μ</w:t>
+            </w:r>
+            <w:r>
+              <w:t>j</w:t>
+            </w:r>
+            <w:r>
+              <w:rPr>
+                <w:vertAlign w:val="superscript"/>
+              </w:rPr>
+              <w:t>μ</w:t>
+            </w:r>
+            <w:r>
+              <w:t xml:space="preserve"> = 0 for j</w:t>
+            </w:r>
+            <w:r>
+              <w:rPr>
+                <w:vertAlign w:val="superscript"/>
+              </w:rPr>
+              <w:t>μ</w:t>
+            </w:r>
+            <w:r>
+              <w:t xml:space="preserve"> = −i(φ*∂</w:t>
+            </w:r>
+            <w:r>
+              <w:rPr>
+                <w:vertAlign w:val="superscript"/>
+              </w:rPr>
+              <w:t>μ</w:t>
+            </w:r>
+            <w:r>
+              <w:t>φ − φ∂</w:t>
+            </w:r>
+            <w:r>
+              <w:rPr>
+                <w:vertAlign w:val="superscript"/>
+              </w:rPr>
+              <w:t>μ</w:t>
+            </w:r>
+            <w:r>
+              <w:t>φ*) using the equations (□ + m²)φ = 0 and (□ + m²)φ* = 0.</w:t>
             </w:r>
           </w:p>
         </w:tc>
@@ -3059,7 +5001,58 @@
           </w:tcPr>
           <w:p>
             <w:r>
-              <w:t>For two real scalars of masses m₁ and m₂, show that j^μ = φ₁∂^μφ₂ − φ₂∂^μφ₁ has ∂_μj^μ = (m₁² − m₂²)φ₁φ₂ and explain what this says about the O(2) rotation symmetry.</w:t>
+              <w:rPr>
+                <w:b/>
+              </w:rPr>
+              <w:t>Extension.</w:t>
+            </w:r>
+            <w:r>
+              <w:t xml:space="preserve"> For two real scalars of masses m₁ and m₂, show that j</w:t>
+            </w:r>
+            <w:r>
+              <w:rPr>
+                <w:vertAlign w:val="superscript"/>
+              </w:rPr>
+              <w:t>μ</w:t>
+            </w:r>
+            <w:r>
+              <w:t xml:space="preserve"> = φ₁∂</w:t>
+            </w:r>
+            <w:r>
+              <w:rPr>
+                <w:vertAlign w:val="superscript"/>
+              </w:rPr>
+              <w:t>μ</w:t>
+            </w:r>
+            <w:r>
+              <w:t>φ₂ − φ₂∂</w:t>
+            </w:r>
+            <w:r>
+              <w:rPr>
+                <w:vertAlign w:val="superscript"/>
+              </w:rPr>
+              <w:t>μ</w:t>
+            </w:r>
+            <w:r>
+              <w:t>φ₁ has ∂</w:t>
+            </w:r>
+            <w:r>
+              <w:rPr>
+                <w:vertAlign w:val="subscript"/>
+              </w:rPr>
+              <w:t>μ</w:t>
+            </w:r>
+            <w:r>
+              <w:t>j</w:t>
+            </w:r>
+            <w:r>
+              <w:rPr>
+                <w:vertAlign w:val="superscript"/>
+              </w:rPr>
+              <w:t>μ</w:t>
+            </w:r>
+            <w:r>
+              <w:t xml:space="preserve"> = (m₁² − m₂²)φ₁φ₂ and explain what this says about the O(2) rotation symmetry.</w:t>
             </w:r>
           </w:p>
         </w:tc>
@@ -3095,7 +5088,49 @@
           </w:tcPr>
           <w:p>
             <w:r>
-              <w:t>For the Dirac field with Δψ = iψ, derive j^μ = −ψ̄γ^μψ and verify ∂_μj^μ = 0 using the Dirac equation and its adjoint.</w:t>
+              <w:rPr>
+                <w:b/>
+              </w:rPr>
+              <w:t>Core.</w:t>
+            </w:r>
+            <w:r>
+              <w:t xml:space="preserve"> For the Dirac field with Δψ = iψ, derive j</w:t>
+            </w:r>
+            <w:r>
+              <w:rPr>
+                <w:vertAlign w:val="superscript"/>
+              </w:rPr>
+              <w:t>μ</w:t>
+            </w:r>
+            <w:r>
+              <w:t xml:space="preserve"> = −ψ̄γ</w:t>
+            </w:r>
+            <w:r>
+              <w:rPr>
+                <w:vertAlign w:val="superscript"/>
+              </w:rPr>
+              <w:t>μ</w:t>
+            </w:r>
+            <w:r>
+              <w:t>ψ and verify ∂</w:t>
+            </w:r>
+            <w:r>
+              <w:rPr>
+                <w:vertAlign w:val="subscript"/>
+              </w:rPr>
+              <w:t>μ</w:t>
+            </w:r>
+            <w:r>
+              <w:t>j</w:t>
+            </w:r>
+            <w:r>
+              <w:rPr>
+                <w:vertAlign w:val="superscript"/>
+              </w:rPr>
+              <w:t>μ</w:t>
+            </w:r>
+            <w:r>
+              <w:t xml:space="preserve"> = 0 using the Dirac equation and its adjoint.</w:t>
             </w:r>
           </w:p>
         </w:tc>
@@ -3133,7 +5168,13 @@
           </w:tcPr>
           <w:p>
             <w:r>
-              <w:t>For L = (1/2)q̇² − gq, find K for the shift q → q + ε and verify that q̇ + gt is conserved.</w:t>
+              <w:rPr>
+                <w:b/>
+              </w:rPr>
+              <w:t>Core.</w:t>
+            </w:r>
+            <w:r>
+              <w:t xml:space="preserve"> For L = (1/2)q̇² − gq, find K for the shift q → q + ε and verify that q̇ + gt is conserved.</w:t>
             </w:r>
           </w:p>
         </w:tc>
@@ -3169,7 +5210,13 @@
           </w:tcPr>
           <w:p>
             <w:r>
-              <w:t>For a particle Lagrangian L(q, q̇) with no explicit time dependence, use the transformation δq = εq̇, for which δL = ε dL/dt, to show that the Noether quantity is the energy function h = q̇∂L/∂q̇ − L of Lesson 5, Section 4.2.</w:t>
+              <w:rPr>
+                <w:b/>
+              </w:rPr>
+              <w:t>Core.</w:t>
+            </w:r>
+            <w:r>
+              <w:t xml:space="preserve"> For a particle Lagrangian L(q, q̇) with no explicit time dependence, use the transformation δq = εq̇, for which δL = ε dL/dt, to show that the Noether quantity is the energy function h = q̇∂L/∂q̇ − L of Lesson 5, Section 4.2.</w:t>
             </w:r>
           </w:p>
         </w:tc>
@@ -3207,7 +5254,13 @@
           </w:tcPr>
           <w:p>
             <w:r>
-              <w:t>For the complex scalar, compute the momenta π = ∂ℒ/∂φ̇ and π* = ∂ℒ/∂φ̇*, write Q = ∫d³x(πΔφ + π*Δφ*) with Δφ = iφ, and show {φ(x), Q} = iφ(x) using {φ(x), π(y)} = δ³(x − y) and {φ(x), π*(y)} = 0.</w:t>
+              <w:rPr>
+                <w:b/>
+              </w:rPr>
+              <w:t>Core.</w:t>
+            </w:r>
+            <w:r>
+              <w:t xml:space="preserve"> For the complex scalar, compute the momenta π = ∂ℒ/∂φ̇ and π* = ∂ℒ/∂φ̇*, write Q = ∫d³x(πΔφ + π*Δφ*) with Δφ = iφ, and show {φ(x), Q} = iφ(x) using {φ(x), π(y)} = δ³(x − y) and {φ(x), π*(y)} = 0.</w:t>
             </w:r>
           </w:p>
         </w:tc>
@@ -3243,7 +5296,31 @@
           </w:tcPr>
           <w:p>
             <w:r>
-              <w:t>For the complex scalar, compute dQ/dt directly from Q = ∫d³x i(φ∂_tφ* − φ*∂_tφ) using the field equations and the divergence theorem, and confirm it vanishes.</w:t>
+              <w:rPr>
+                <w:b/>
+              </w:rPr>
+              <w:t>Core.</w:t>
+            </w:r>
+            <w:r>
+              <w:t xml:space="preserve"> For the complex scalar, compute dQ/dt directly from Q = ∫d³x i(φ∂</w:t>
+            </w:r>
+            <w:r>
+              <w:rPr>
+                <w:vertAlign w:val="subscript"/>
+              </w:rPr>
+              <w:t>t</w:t>
+            </w:r>
+            <w:r>
+              <w:t>φ* − φ*∂</w:t>
+            </w:r>
+            <w:r>
+              <w:rPr>
+                <w:vertAlign w:val="subscript"/>
+              </w:rPr>
+              <w:t>t</w:t>
+            </w:r>
+            <w:r>
+              <w:t>φ) using the field equations and the divergence theorem, and confirm it vanishes.</w:t>
             </w:r>
           </w:p>
         </w:tc>
@@ -3281,7 +5358,58 @@
           </w:tcPr>
           <w:p>
             <w:r>
-              <w:t>Under φ → e^(iε(x))φ, use Lesson 26, Exercise 6, to show that δℒ = (∂_με)i(φ∂^μφ* − φ*∂^μφ) to first order in ε, and identify the current as the coefficient of ∂_με.</w:t>
+              <w:rPr>
+                <w:b/>
+              </w:rPr>
+              <w:t>Core.</w:t>
+            </w:r>
+            <w:r>
+              <w:t xml:space="preserve"> Under φ → e</w:t>
+            </w:r>
+            <w:r>
+              <w:rPr>
+                <w:vertAlign w:val="superscript"/>
+              </w:rPr>
+              <w:t>iε(x)</w:t>
+            </w:r>
+            <w:r>
+              <w:t>φ, use Lesson 26, Exercise 6, to show that δℒ = (∂</w:t>
+            </w:r>
+            <w:r>
+              <w:rPr>
+                <w:vertAlign w:val="subscript"/>
+              </w:rPr>
+              <w:t>μ</w:t>
+            </w:r>
+            <w:r>
+              <w:t>ε)i(φ∂</w:t>
+            </w:r>
+            <w:r>
+              <w:rPr>
+                <w:vertAlign w:val="superscript"/>
+              </w:rPr>
+              <w:t>μ</w:t>
+            </w:r>
+            <w:r>
+              <w:t>φ* − φ*∂</w:t>
+            </w:r>
+            <w:r>
+              <w:rPr>
+                <w:vertAlign w:val="superscript"/>
+              </w:rPr>
+              <w:t>μ</w:t>
+            </w:r>
+            <w:r>
+              <w:t>φ) to first order in ε, and identify the current as the coefficient of ∂</w:t>
+            </w:r>
+            <w:r>
+              <w:rPr>
+                <w:vertAlign w:val="subscript"/>
+              </w:rPr>
+              <w:t>μ</w:t>
+            </w:r>
+            <w:r>
+              <w:t>ε.</w:t>
             </w:r>
           </w:p>
         </w:tc>
@@ -3317,7 +5445,76 @@
           </w:tcPr>
           <w:p>
             <w:r>
-              <w:t>Show that if j^μ is conserved and A^(νμ) is antisymmetric, then j′^μ = j^μ + ∂_νA^(νμ) is conserved, and that j′ and j give the same charge Q when A^(ν0) vanishes at infinity.</w:t>
+              <w:rPr>
+                <w:b/>
+              </w:rPr>
+              <w:t>Extension.</w:t>
+            </w:r>
+            <w:r>
+              <w:t xml:space="preserve"> Show that if j</w:t>
+            </w:r>
+            <w:r>
+              <w:rPr>
+                <w:vertAlign w:val="superscript"/>
+              </w:rPr>
+              <w:t>μ</w:t>
+            </w:r>
+            <w:r>
+              <w:t xml:space="preserve"> is conserved and A</w:t>
+            </w:r>
+            <w:r>
+              <w:rPr>
+                <w:vertAlign w:val="superscript"/>
+              </w:rPr>
+              <w:t>νμ</w:t>
+            </w:r>
+            <w:r>
+              <w:t xml:space="preserve"> is antisymmetric, then j′</w:t>
+            </w:r>
+            <w:r>
+              <w:rPr>
+                <w:vertAlign w:val="superscript"/>
+              </w:rPr>
+              <w:t>μ</w:t>
+            </w:r>
+            <w:r>
+              <w:t xml:space="preserve"> = j</w:t>
+            </w:r>
+            <w:r>
+              <w:rPr>
+                <w:vertAlign w:val="superscript"/>
+              </w:rPr>
+              <w:t>μ</w:t>
+            </w:r>
+            <w:r>
+              <w:t xml:space="preserve"> + ∂</w:t>
+            </w:r>
+            <w:r>
+              <w:rPr>
+                <w:vertAlign w:val="subscript"/>
+              </w:rPr>
+              <w:t>ν</w:t>
+            </w:r>
+            <w:r>
+              <w:t>A</w:t>
+            </w:r>
+            <w:r>
+              <w:rPr>
+                <w:vertAlign w:val="superscript"/>
+              </w:rPr>
+              <w:t>νμ</w:t>
+            </w:r>
+            <w:r>
+              <w:t xml:space="preserve"> is conserved, and that j′ and j give the same charge Q when A</w:t>
+            </w:r>
+            <w:r>
+              <w:rPr>
+                <w:vertAlign w:val="superscript"/>
+              </w:rPr>
+              <w:t>ν0</w:t>
+            </w:r>
+            <w:r>
+              <w:t xml:space="preserve"> vanishes at infinity.</w:t>
             </w:r>
           </w:p>
         </w:tc>
@@ -3355,7 +5552,13 @@
           </w:tcPr>
           <w:p>
             <w:r>
-              <w:t>Explain why parity, which maps φ(t, x) → φ(t, −x), has no infinitesimal parameter and so gives no Noether current.</w:t>
+              <w:rPr>
+                <w:b/>
+              </w:rPr>
+              <w:t>Extension.</w:t>
+            </w:r>
+            <w:r>
+              <w:t xml:space="preserve"> Explain why parity, which maps φ(t, x) → φ(t, −x), has no infinitesimal parameter and so gives no Noether current.</w:t>
             </w:r>
           </w:p>
         </w:tc>
@@ -3391,7 +5594,13 @@
           </w:tcPr>
           <w:p>
             <w:r>
-              <w:t>Show that the rescaling φ → (1 + ε)φ maps solutions of the free Klein–Gordon equation to solutions, but changes ℒ by 2εℒ, which is not a total derivative for general field configurations, so Noether's theorem gives no conserved current from it.</w:t>
+              <w:rPr>
+                <w:b/>
+              </w:rPr>
+              <w:t>Extension.</w:t>
+            </w:r>
+            <w:r>
+              <w:t xml:space="preserve"> Show that the rescaling φ → (1 + ε)φ maps solutions of the free Klein–Gordon equation to solutions, but changes ℒ by 2εℒ, which is not a total derivative for general field configurations, so Noether's theorem gives no conserved current from it.</w:t>
             </w:r>
           </w:p>
         </w:tc>
@@ -3429,7 +5638,82 @@
           </w:tcPr>
           <w:p>
             <w:r>
-              <w:t>For N real scalar fields of equal mass, show that J^μ_(ab) = φ_a∂^μφ_b − φ_b∂^μφ_a is conserved for every pair a &lt; b, and count the independent conserved currents.</w:t>
+              <w:rPr>
+                <w:b/>
+              </w:rPr>
+              <w:t>Extension.</w:t>
+            </w:r>
+            <w:r>
+              <w:t xml:space="preserve"> For N real scalar fields of equal mass, show that J</w:t>
+            </w:r>
+            <w:r>
+              <w:rPr>
+                <w:vertAlign w:val="superscript"/>
+              </w:rPr>
+              <w:t>μ</w:t>
+            </w:r>
+            <w:r>
+              <w:rPr>
+                <w:vertAlign w:val="subscript"/>
+              </w:rPr>
+              <w:t>ab</w:t>
+            </w:r>
+            <w:r>
+              <w:t xml:space="preserve"> = φ</w:t>
+            </w:r>
+            <w:r>
+              <w:rPr>
+                <w:vertAlign w:val="subscript"/>
+              </w:rPr>
+              <w:t>a</w:t>
+            </w:r>
+            <w:r>
+              <w:t>∂</w:t>
+            </w:r>
+            <w:r>
+              <w:rPr>
+                <w:vertAlign w:val="superscript"/>
+              </w:rPr>
+              <w:t>μ</w:t>
+            </w:r>
+            <w:r>
+              <w:t>φ</w:t>
+            </w:r>
+            <w:r>
+              <w:rPr>
+                <w:vertAlign w:val="subscript"/>
+              </w:rPr>
+              <w:t>b</w:t>
+            </w:r>
+            <w:r>
+              <w:t xml:space="preserve"> − φ</w:t>
+            </w:r>
+            <w:r>
+              <w:rPr>
+                <w:vertAlign w:val="subscript"/>
+              </w:rPr>
+              <w:t>b</w:t>
+            </w:r>
+            <w:r>
+              <w:t>∂</w:t>
+            </w:r>
+            <w:r>
+              <w:rPr>
+                <w:vertAlign w:val="superscript"/>
+              </w:rPr>
+              <w:t>μ</w:t>
+            </w:r>
+            <w:r>
+              <w:t>φ</w:t>
+            </w:r>
+            <w:r>
+              <w:rPr>
+                <w:vertAlign w:val="subscript"/>
+              </w:rPr>
+              <w:t>a</w:t>
+            </w:r>
+            <w:r>
+              <w:t xml:space="preserve"> is conserved for every pair a &lt; b, and count the independent conserved currents.</w:t>
             </w:r>
           </w:p>
         </w:tc>
@@ -3465,7 +5749,22 @@
           </w:tcPr>
           <w:p>
             <w:r>
-              <w:t>In natural units the fields have the dimensions found in Lesson 26, Section 7. Show that j^μ for the complex scalar has dimension 3 and that Q = ∫d³x j⁰ is dimensionless.</w:t>
+              <w:rPr>
+                <w:b/>
+              </w:rPr>
+              <w:t>Core.</w:t>
+            </w:r>
+            <w:r>
+              <w:t xml:space="preserve"> In natural units the fields have the dimensions found in Lesson 26, Section 7. Show that j</w:t>
+            </w:r>
+            <w:r>
+              <w:rPr>
+                <w:vertAlign w:val="superscript"/>
+              </w:rPr>
+              <w:t>μ</w:t>
+            </w:r>
+            <w:r>
+              <w:t xml:space="preserve"> for the complex scalar has dimension 3 and that Q = ∫d³x j⁰ is dimensionless.</w:t>
             </w:r>
           </w:p>
         </w:tc>
@@ -3503,7 +5802,124 @@
           </w:tcPr>
           <w:p>
             <w:r>
-              <w:t>Challenge: for the free real scalar field, compute T^μ_ν = [∂ℒ/∂(∂_μφ)]∂_νφ − δ^μ_νℒ, show that T^(μν) = ∂^μφ∂^νφ − g^(μν)ℒ, verify T^(00) = ℋ, and verify ∂_μT^(μν) = 0 using the Klein–Gordon equation.</w:t>
+              <w:rPr>
+                <w:b/>
+              </w:rPr>
+              <w:t>Challenge.</w:t>
+            </w:r>
+            <w:r>
+              <w:t xml:space="preserve"> For the free real scalar field, compute T</w:t>
+            </w:r>
+            <w:r>
+              <w:rPr>
+                <w:vertAlign w:val="superscript"/>
+              </w:rPr>
+              <w:t>μ</w:t>
+            </w:r>
+            <w:r>
+              <w:rPr>
+                <w:vertAlign w:val="subscript"/>
+              </w:rPr>
+              <w:t>ν</w:t>
+            </w:r>
+            <w:r>
+              <w:t xml:space="preserve"> = [∂ℒ/∂(∂</w:t>
+            </w:r>
+            <w:r>
+              <w:rPr>
+                <w:vertAlign w:val="subscript"/>
+              </w:rPr>
+              <w:t>μ</w:t>
+            </w:r>
+            <w:r>
+              <w:t>φ)]∂</w:t>
+            </w:r>
+            <w:r>
+              <w:rPr>
+                <w:vertAlign w:val="subscript"/>
+              </w:rPr>
+              <w:t>ν</w:t>
+            </w:r>
+            <w:r>
+              <w:t>φ − δ</w:t>
+            </w:r>
+            <w:r>
+              <w:rPr>
+                <w:vertAlign w:val="superscript"/>
+              </w:rPr>
+              <w:t>μ</w:t>
+            </w:r>
+            <w:r>
+              <w:rPr>
+                <w:vertAlign w:val="subscript"/>
+              </w:rPr>
+              <w:t>ν</w:t>
+            </w:r>
+            <w:r>
+              <w:t>ℒ, show that T</w:t>
+            </w:r>
+            <w:r>
+              <w:rPr>
+                <w:vertAlign w:val="superscript"/>
+              </w:rPr>
+              <w:t>μν</w:t>
+            </w:r>
+            <w:r>
+              <w:t xml:space="preserve"> = ∂</w:t>
+            </w:r>
+            <w:r>
+              <w:rPr>
+                <w:vertAlign w:val="superscript"/>
+              </w:rPr>
+              <w:t>μ</w:t>
+            </w:r>
+            <w:r>
+              <w:t>φ∂</w:t>
+            </w:r>
+            <w:r>
+              <w:rPr>
+                <w:vertAlign w:val="superscript"/>
+              </w:rPr>
+              <w:t>ν</w:t>
+            </w:r>
+            <w:r>
+              <w:t>φ − g</w:t>
+            </w:r>
+            <w:r>
+              <w:rPr>
+                <w:vertAlign w:val="superscript"/>
+              </w:rPr>
+              <w:t>μν</w:t>
+            </w:r>
+            <w:r>
+              <w:t>ℒ, verify T</w:t>
+            </w:r>
+            <w:r>
+              <w:rPr>
+                <w:vertAlign w:val="superscript"/>
+              </w:rPr>
+              <w:t>(00)</w:t>
+            </w:r>
+            <w:r>
+              <w:t xml:space="preserve"> = ℋ, and verify ∂</w:t>
+            </w:r>
+            <w:r>
+              <w:rPr>
+                <w:vertAlign w:val="subscript"/>
+              </w:rPr>
+              <w:t>μ</w:t>
+            </w:r>
+            <w:r>
+              <w:t>T</w:t>
+            </w:r>
+            <w:r>
+              <w:rPr>
+                <w:vertAlign w:val="superscript"/>
+              </w:rPr>
+              <w:t>μν</w:t>
+            </w:r>
+            <w:r>
+              <w:t xml:space="preserve"> = 0 using the Klein–Gordon equation.</w:t>
             </w:r>
           </w:p>
         </w:tc>
@@ -3520,15 +5936,9 @@
     <w:p>
       <w:r>
         <w:rPr>
-          <w:b/>
-        </w:rPr>
-        <w:t>1.</w:t>
-      </w:r>
-      <w:r>
-        <w:t xml:space="preserve"> </w:t>
-      </w:r>
-      <w:r>
-        <w:t>Compute δℒ = ε{(∂ℒ/∂φ_a)Δφ_a + [∂ℒ/∂(∂_μφ_a)]∂_μΔφ_a}, summed over a. On solutions ∂ℒ/∂φ_a = ∂_μ[∂ℒ/∂(∂_μφ_a)], so δℒ = ε{∂_μ[∂ℒ/∂(∂_μφ_a)]Δφ_a + [∂ℒ/∂(∂_μφ_a)]∂_μΔφ_a} = ε∂_μ{[∂ℒ/∂(∂_μφ_a)]Δφ_a} by the product rule. The symmetry condition gives δℒ = ε∂_μK^μ. Equating and dividing by ε, ∂_μ{[∂ℒ/∂(∂_μφ_a)]Δφ_a − K^μ} = 0.</w:t>
+          <w:i/>
+        </w:rPr>
+        <w:t>Attempt each exercise before reading its solution. If you are stuck, read only the first sentence of the solution, then try again.</w:t>
       </w:r>
     </w:p>
     <w:p>
@@ -3536,13 +5946,274 @@
         <w:rPr>
           <w:b/>
         </w:rPr>
-        <w:t>2.</w:t>
+        <w:t>1.</w:t>
       </w:r>
       <w:r>
         <w:t xml:space="preserve"> </w:t>
       </w:r>
       <w:r>
-        <w:t>δℒ = ∂ℒ/∂φ · ε = −εm²φ, since the kinetic term is unchanged by a constant shift. For m ≠ 0 this is not of the form ε∂_μK^μ, because m²φ is not the divergence of any function of the fields alone. The candidate current j^μ = ∂^μφ has ∂_μj^μ = □φ = −m²φ ≠ 0 by the Klein–Gordon equation, so it is not conserved, consistent with the shift not being a symmetry.</w:t>
+        <w:t>Compute δℒ = ε{(∂ℒ/∂φ</w:t>
+      </w:r>
+      <w:r>
+        <w:rPr>
+          <w:vertAlign w:val="subscript"/>
+        </w:rPr>
+        <w:t>a</w:t>
+      </w:r>
+      <w:r>
+        <w:t>)Δφ</w:t>
+      </w:r>
+      <w:r>
+        <w:rPr>
+          <w:vertAlign w:val="subscript"/>
+        </w:rPr>
+        <w:t>a</w:t>
+      </w:r>
+      <w:r>
+        <w:t xml:space="preserve"> + [∂ℒ/∂(∂</w:t>
+      </w:r>
+      <w:r>
+        <w:rPr>
+          <w:vertAlign w:val="subscript"/>
+        </w:rPr>
+        <w:t>μ</w:t>
+      </w:r>
+      <w:r>
+        <w:t>φ</w:t>
+      </w:r>
+      <w:r>
+        <w:rPr>
+          <w:vertAlign w:val="subscript"/>
+        </w:rPr>
+        <w:t>a</w:t>
+      </w:r>
+      <w:r>
+        <w:t>)]∂</w:t>
+      </w:r>
+      <w:r>
+        <w:rPr>
+          <w:vertAlign w:val="subscript"/>
+        </w:rPr>
+        <w:t>μ</w:t>
+      </w:r>
+      <w:r>
+        <w:t>Δφ</w:t>
+      </w:r>
+      <w:r>
+        <w:rPr>
+          <w:vertAlign w:val="subscript"/>
+        </w:rPr>
+        <w:t>a</w:t>
+      </w:r>
+      <w:r>
+        <w:t>}, summed over a. On solutions ∂ℒ/∂φ</w:t>
+      </w:r>
+      <w:r>
+        <w:rPr>
+          <w:vertAlign w:val="subscript"/>
+        </w:rPr>
+        <w:t>a</w:t>
+      </w:r>
+      <w:r>
+        <w:t xml:space="preserve"> = ∂</w:t>
+      </w:r>
+      <w:r>
+        <w:rPr>
+          <w:vertAlign w:val="subscript"/>
+        </w:rPr>
+        <w:t>μ</w:t>
+      </w:r>
+      <w:r>
+        <w:t>[∂ℒ/∂(∂</w:t>
+      </w:r>
+      <w:r>
+        <w:rPr>
+          <w:vertAlign w:val="subscript"/>
+        </w:rPr>
+        <w:t>μ</w:t>
+      </w:r>
+      <w:r>
+        <w:t>φ</w:t>
+      </w:r>
+      <w:r>
+        <w:rPr>
+          <w:vertAlign w:val="subscript"/>
+        </w:rPr>
+        <w:t>a</w:t>
+      </w:r>
+      <w:r>
+        <w:t>)], so δℒ = ε{∂</w:t>
+      </w:r>
+      <w:r>
+        <w:rPr>
+          <w:vertAlign w:val="subscript"/>
+        </w:rPr>
+        <w:t>μ</w:t>
+      </w:r>
+      <w:r>
+        <w:t>[∂ℒ/∂(∂</w:t>
+      </w:r>
+      <w:r>
+        <w:rPr>
+          <w:vertAlign w:val="subscript"/>
+        </w:rPr>
+        <w:t>μ</w:t>
+      </w:r>
+      <w:r>
+        <w:t>φ</w:t>
+      </w:r>
+      <w:r>
+        <w:rPr>
+          <w:vertAlign w:val="subscript"/>
+        </w:rPr>
+        <w:t>a</w:t>
+      </w:r>
+      <w:r>
+        <w:t>)]Δφ</w:t>
+      </w:r>
+      <w:r>
+        <w:rPr>
+          <w:vertAlign w:val="subscript"/>
+        </w:rPr>
+        <w:t>a</w:t>
+      </w:r>
+      <w:r>
+        <w:t xml:space="preserve"> + [∂ℒ/∂(∂</w:t>
+      </w:r>
+      <w:r>
+        <w:rPr>
+          <w:vertAlign w:val="subscript"/>
+        </w:rPr>
+        <w:t>μ</w:t>
+      </w:r>
+      <w:r>
+        <w:t>φ</w:t>
+      </w:r>
+      <w:r>
+        <w:rPr>
+          <w:vertAlign w:val="subscript"/>
+        </w:rPr>
+        <w:t>a</w:t>
+      </w:r>
+      <w:r>
+        <w:t>)]∂</w:t>
+      </w:r>
+      <w:r>
+        <w:rPr>
+          <w:vertAlign w:val="subscript"/>
+        </w:rPr>
+        <w:t>μ</w:t>
+      </w:r>
+      <w:r>
+        <w:t>Δφ</w:t>
+      </w:r>
+      <w:r>
+        <w:rPr>
+          <w:vertAlign w:val="subscript"/>
+        </w:rPr>
+        <w:t>a</w:t>
+      </w:r>
+      <w:r>
+        <w:t>} = ε∂</w:t>
+      </w:r>
+      <w:r>
+        <w:rPr>
+          <w:vertAlign w:val="subscript"/>
+        </w:rPr>
+        <w:t>μ</w:t>
+      </w:r>
+      <w:r>
+        <w:t>{[∂ℒ/∂(∂</w:t>
+      </w:r>
+      <w:r>
+        <w:rPr>
+          <w:vertAlign w:val="subscript"/>
+        </w:rPr>
+        <w:t>μ</w:t>
+      </w:r>
+      <w:r>
+        <w:t>φ</w:t>
+      </w:r>
+      <w:r>
+        <w:rPr>
+          <w:vertAlign w:val="subscript"/>
+        </w:rPr>
+        <w:t>a</w:t>
+      </w:r>
+      <w:r>
+        <w:t>)]Δφ</w:t>
+      </w:r>
+      <w:r>
+        <w:rPr>
+          <w:vertAlign w:val="subscript"/>
+        </w:rPr>
+        <w:t>a</w:t>
+      </w:r>
+      <w:r>
+        <w:t>} by the product rule. The symmetry condition gives δℒ = ε∂</w:t>
+      </w:r>
+      <w:r>
+        <w:rPr>
+          <w:vertAlign w:val="subscript"/>
+        </w:rPr>
+        <w:t>μ</w:t>
+      </w:r>
+      <w:r>
+        <w:t>K</w:t>
+      </w:r>
+      <w:r>
+        <w:rPr>
+          <w:vertAlign w:val="superscript"/>
+        </w:rPr>
+        <w:t>μ</w:t>
+      </w:r>
+      <w:r>
+        <w:t>. Equating and dividing by ε, ∂</w:t>
+      </w:r>
+      <w:r>
+        <w:rPr>
+          <w:vertAlign w:val="subscript"/>
+        </w:rPr>
+        <w:t>μ</w:t>
+      </w:r>
+      <w:r>
+        <w:t>{[∂ℒ/∂(∂</w:t>
+      </w:r>
+      <w:r>
+        <w:rPr>
+          <w:vertAlign w:val="subscript"/>
+        </w:rPr>
+        <w:t>μ</w:t>
+      </w:r>
+      <w:r>
+        <w:t>φ</w:t>
+      </w:r>
+      <w:r>
+        <w:rPr>
+          <w:vertAlign w:val="subscript"/>
+        </w:rPr>
+        <w:t>a</w:t>
+      </w:r>
+      <w:r>
+        <w:t>)]Δφ</w:t>
+      </w:r>
+      <w:r>
+        <w:rPr>
+          <w:vertAlign w:val="subscript"/>
+        </w:rPr>
+        <w:t>a</w:t>
+      </w:r>
+      <w:r>
+        <w:t xml:space="preserve"> − K</w:t>
+      </w:r>
+      <w:r>
+        <w:rPr>
+          <w:vertAlign w:val="superscript"/>
+        </w:rPr>
+        <w:t>μ</w:t>
+      </w:r>
+      <w:r>
+        <w:t>} = 0.</w:t>
       </w:r>
     </w:p>
     <w:p>
@@ -3550,13 +6221,67 @@
         <w:rPr>
           <w:b/>
         </w:rPr>
-        <w:t>3.</w:t>
+        <w:t>2.</w:t>
       </w:r>
       <w:r>
         <w:t xml:space="preserve"> </w:t>
       </w:r>
       <w:r>
-        <w:t>∂_μj^μ = −i(∂_μφ*∂^μφ + φ*□φ − ∂_μφ∂^μφ* − φ□φ*) = −i(φ*□φ − φ□φ*), since the terms ∂_μφ*∂^μφ and ∂_μφ∂^μφ* are equal and cancel. Using □φ = −m²φ and □φ* = −m²φ*, this is −i(−m²φ*φ + m²φφ*) = 0.</w:t>
+        <w:t>δℒ = ∂ℒ/∂φ · ε = −εm²φ, since the kinetic term is unchanged by a constant shift. For m ≠ 0 this is not of the form ε∂</w:t>
+      </w:r>
+      <w:r>
+        <w:rPr>
+          <w:vertAlign w:val="subscript"/>
+        </w:rPr>
+        <w:t>μ</w:t>
+      </w:r>
+      <w:r>
+        <w:t>K</w:t>
+      </w:r>
+      <w:r>
+        <w:rPr>
+          <w:vertAlign w:val="superscript"/>
+        </w:rPr>
+        <w:t>μ</w:t>
+      </w:r>
+      <w:r>
+        <w:t>, because m²φ is not the divergence of any function of the fields alone. The candidate current j</w:t>
+      </w:r>
+      <w:r>
+        <w:rPr>
+          <w:vertAlign w:val="superscript"/>
+        </w:rPr>
+        <w:t>μ</w:t>
+      </w:r>
+      <w:r>
+        <w:t xml:space="preserve"> = ∂</w:t>
+      </w:r>
+      <w:r>
+        <w:rPr>
+          <w:vertAlign w:val="superscript"/>
+        </w:rPr>
+        <w:t>μ</w:t>
+      </w:r>
+      <w:r>
+        <w:t>φ has ∂</w:t>
+      </w:r>
+      <w:r>
+        <w:rPr>
+          <w:vertAlign w:val="subscript"/>
+        </w:rPr>
+        <w:t>μ</w:t>
+      </w:r>
+      <w:r>
+        <w:t>j</w:t>
+      </w:r>
+      <w:r>
+        <w:rPr>
+          <w:vertAlign w:val="superscript"/>
+        </w:rPr>
+        <w:t>μ</w:t>
+      </w:r>
+      <w:r>
+        <w:t xml:space="preserve"> = □φ = −m²φ ≠ 0 by the Klein–Gordon equation, so it is not conserved, consistent with the shift not being a symmetry.</w:t>
       </w:r>
     </w:p>
     <w:p>
@@ -3564,13 +6289,103 @@
         <w:rPr>
           <w:b/>
         </w:rPr>
-        <w:t>4.</w:t>
+        <w:t>3.</w:t>
       </w:r>
       <w:r>
         <w:t xml:space="preserve"> </w:t>
       </w:r>
       <w:r>
-        <w:t>∂_μj^μ = ∂_μφ₁∂^μφ₂ + φ₁□φ₂ − ∂_μφ₂∂^μφ₁ − φ₂□φ₁ = φ₁□φ₂ − φ₂□φ₁, the gradient terms cancelling. With □φ_i = −m_i²φ_i this is −m₂²φ₁φ₂ + m₁²φ₂φ₁ = (m₁² − m₂²)φ₁φ₂. It vanishes for all solutions only if m₁ = m₂: the rotation in the (φ₁, φ₂) plane is a symmetry only when the two fields have the same mass, since a mass difference distinguishes the two directions.</w:t>
+        <w:t>∂</w:t>
+      </w:r>
+      <w:r>
+        <w:rPr>
+          <w:vertAlign w:val="subscript"/>
+        </w:rPr>
+        <w:t>μ</w:t>
+      </w:r>
+      <w:r>
+        <w:t>j</w:t>
+      </w:r>
+      <w:r>
+        <w:rPr>
+          <w:vertAlign w:val="superscript"/>
+        </w:rPr>
+        <w:t>μ</w:t>
+      </w:r>
+      <w:r>
+        <w:t xml:space="preserve"> = −i(∂</w:t>
+      </w:r>
+      <w:r>
+        <w:rPr>
+          <w:vertAlign w:val="subscript"/>
+        </w:rPr>
+        <w:t>μ</w:t>
+      </w:r>
+      <w:r>
+        <w:t>φ*∂</w:t>
+      </w:r>
+      <w:r>
+        <w:rPr>
+          <w:vertAlign w:val="superscript"/>
+        </w:rPr>
+        <w:t>μ</w:t>
+      </w:r>
+      <w:r>
+        <w:t>φ + φ*□φ − ∂</w:t>
+      </w:r>
+      <w:r>
+        <w:rPr>
+          <w:vertAlign w:val="subscript"/>
+        </w:rPr>
+        <w:t>μ</w:t>
+      </w:r>
+      <w:r>
+        <w:t>φ∂</w:t>
+      </w:r>
+      <w:r>
+        <w:rPr>
+          <w:vertAlign w:val="superscript"/>
+        </w:rPr>
+        <w:t>μ</w:t>
+      </w:r>
+      <w:r>
+        <w:t>φ* − φ□φ*) = −i(φ*□φ − φ□φ*), since the terms ∂</w:t>
+      </w:r>
+      <w:r>
+        <w:rPr>
+          <w:vertAlign w:val="subscript"/>
+        </w:rPr>
+        <w:t>μ</w:t>
+      </w:r>
+      <w:r>
+        <w:t>φ*∂</w:t>
+      </w:r>
+      <w:r>
+        <w:rPr>
+          <w:vertAlign w:val="superscript"/>
+        </w:rPr>
+        <w:t>μ</w:t>
+      </w:r>
+      <w:r>
+        <w:t>φ and ∂</w:t>
+      </w:r>
+      <w:r>
+        <w:rPr>
+          <w:vertAlign w:val="subscript"/>
+        </w:rPr>
+        <w:t>μ</w:t>
+      </w:r>
+      <w:r>
+        <w:t>φ∂</w:t>
+      </w:r>
+      <w:r>
+        <w:rPr>
+          <w:vertAlign w:val="superscript"/>
+        </w:rPr>
+        <w:t>μ</w:t>
+      </w:r>
+      <w:r>
+        <w:t>φ* are equal and cancel. Using □φ = −m²φ and □φ* = −m²φ*, this is −i(−m²φ*φ + m²φφ*) = 0.</w:t>
       </w:r>
     </w:p>
     <w:p>
@@ -3578,13 +6393,94 @@
         <w:rPr>
           <w:b/>
         </w:rPr>
-        <w:t>5.</w:t>
+        <w:t>4.</w:t>
       </w:r>
       <w:r>
         <w:t xml:space="preserve"> </w:t>
       </w:r>
       <w:r>
-        <w:t>With Δψ = iψ, Δψ̄ = −iψ̄, ∂ℒ/∂(∂_μψ) = iψ̄γ^μ and ∂ℒ/∂(∂_μψ̄) = 0, the current is j^μ = (iψ̄γ^μ)(iψ) = −ψ̄γ^μψ. Then ∂_μj^μ = −[(∂_μψ̄)γ^μψ + ψ̄γ^μ∂_μψ]. From the Dirac equation, γ^μ∂_μψ = −imψ, and from the adjoint equation, (∂_μψ̄)γ^μ = imψ̄, so ∂_μj^μ = −[imψ̄ψ − imψ̄ψ] = 0.</w:t>
+        <w:t>∂</w:t>
+      </w:r>
+      <w:r>
+        <w:rPr>
+          <w:vertAlign w:val="subscript"/>
+        </w:rPr>
+        <w:t>μ</w:t>
+      </w:r>
+      <w:r>
+        <w:t>j</w:t>
+      </w:r>
+      <w:r>
+        <w:rPr>
+          <w:vertAlign w:val="superscript"/>
+        </w:rPr>
+        <w:t>μ</w:t>
+      </w:r>
+      <w:r>
+        <w:t xml:space="preserve"> = ∂</w:t>
+      </w:r>
+      <w:r>
+        <w:rPr>
+          <w:vertAlign w:val="subscript"/>
+        </w:rPr>
+        <w:t>μ</w:t>
+      </w:r>
+      <w:r>
+        <w:t>φ₁∂</w:t>
+      </w:r>
+      <w:r>
+        <w:rPr>
+          <w:vertAlign w:val="superscript"/>
+        </w:rPr>
+        <w:t>μ</w:t>
+      </w:r>
+      <w:r>
+        <w:t>φ₂ + φ₁□φ₂ − ∂</w:t>
+      </w:r>
+      <w:r>
+        <w:rPr>
+          <w:vertAlign w:val="subscript"/>
+        </w:rPr>
+        <w:t>μ</w:t>
+      </w:r>
+      <w:r>
+        <w:t>φ₂∂</w:t>
+      </w:r>
+      <w:r>
+        <w:rPr>
+          <w:vertAlign w:val="superscript"/>
+        </w:rPr>
+        <w:t>μ</w:t>
+      </w:r>
+      <w:r>
+        <w:t>φ₁ − φ₂□φ₁ = φ₁□φ₂ − φ₂□φ₁, the gradient terms cancelling. With □φ</w:t>
+      </w:r>
+      <w:r>
+        <w:rPr>
+          <w:vertAlign w:val="subscript"/>
+        </w:rPr>
+        <w:t>i</w:t>
+      </w:r>
+      <w:r>
+        <w:t xml:space="preserve"> = −m</w:t>
+      </w:r>
+      <w:r>
+        <w:rPr>
+          <w:vertAlign w:val="subscript"/>
+        </w:rPr>
+        <w:t>i</w:t>
+      </w:r>
+      <w:r>
+        <w:t>²φ</w:t>
+      </w:r>
+      <w:r>
+        <w:rPr>
+          <w:vertAlign w:val="subscript"/>
+        </w:rPr>
+        <w:t>i</w:t>
+      </w:r>
+      <w:r>
+        <w:t xml:space="preserve"> this is −m₂²φ₁φ₂ + m₁²φ₂φ₁ = (m₁² − m₂²)φ₁φ₂. It vanishes for all solutions only if m₁ = m₂: the rotation in the (φ₁, φ₂) plane is a symmetry only when the two fields have the same mass, since a mass difference distinguishes the two directions.</w:t>
       </w:r>
     </w:p>
     <w:p>
@@ -3592,13 +6488,175 @@
         <w:rPr>
           <w:b/>
         </w:rPr>
-        <w:t>6.</w:t>
+        <w:t>5.</w:t>
       </w:r>
       <w:r>
         <w:t xml:space="preserve"> </w:t>
       </w:r>
       <w:r>
-        <w:t>δL = ∂L/∂q · ε = −gε = ε dK/dt with K = −gt. With Δq = 1, the conserved quantity is (∂L/∂q̇)Δq − K = q̇ + gt. From the equation of motion q̈ = −g, d/dt(q̇ + gt) = q̈ + g = 0.</w:t>
+        <w:t>With Δψ = iψ, Δψ̄ = −iψ̄, ∂ℒ/∂(∂</w:t>
+      </w:r>
+      <w:r>
+        <w:rPr>
+          <w:vertAlign w:val="subscript"/>
+        </w:rPr>
+        <w:t>μ</w:t>
+      </w:r>
+      <w:r>
+        <w:t>ψ) = iψ̄γ</w:t>
+      </w:r>
+      <w:r>
+        <w:rPr>
+          <w:vertAlign w:val="superscript"/>
+        </w:rPr>
+        <w:t>μ</w:t>
+      </w:r>
+      <w:r>
+        <w:t xml:space="preserve"> and ∂ℒ/∂(∂</w:t>
+      </w:r>
+      <w:r>
+        <w:rPr>
+          <w:vertAlign w:val="subscript"/>
+        </w:rPr>
+        <w:t>μ</w:t>
+      </w:r>
+      <w:r>
+        <w:t>ψ̄) = 0, the current is j</w:t>
+      </w:r>
+      <w:r>
+        <w:rPr>
+          <w:vertAlign w:val="superscript"/>
+        </w:rPr>
+        <w:t>μ</w:t>
+      </w:r>
+      <w:r>
+        <w:t xml:space="preserve"> = (iψ̄γ</w:t>
+      </w:r>
+      <w:r>
+        <w:rPr>
+          <w:vertAlign w:val="superscript"/>
+        </w:rPr>
+        <w:t>μ</w:t>
+      </w:r>
+      <w:r>
+        <w:t>)(iψ) = −ψ̄γ</w:t>
+      </w:r>
+      <w:r>
+        <w:rPr>
+          <w:vertAlign w:val="superscript"/>
+        </w:rPr>
+        <w:t>μ</w:t>
+      </w:r>
+      <w:r>
+        <w:t>ψ. Then ∂</w:t>
+      </w:r>
+      <w:r>
+        <w:rPr>
+          <w:vertAlign w:val="subscript"/>
+        </w:rPr>
+        <w:t>μ</w:t>
+      </w:r>
+      <w:r>
+        <w:t>j</w:t>
+      </w:r>
+      <w:r>
+        <w:rPr>
+          <w:vertAlign w:val="superscript"/>
+        </w:rPr>
+        <w:t>μ</w:t>
+      </w:r>
+      <w:r>
+        <w:t xml:space="preserve"> = −[(∂</w:t>
+      </w:r>
+      <w:r>
+        <w:rPr>
+          <w:vertAlign w:val="subscript"/>
+        </w:rPr>
+        <w:t>μ</w:t>
+      </w:r>
+      <w:r>
+        <w:t>ψ̄)γ</w:t>
+      </w:r>
+      <w:r>
+        <w:rPr>
+          <w:vertAlign w:val="superscript"/>
+        </w:rPr>
+        <w:t>μ</w:t>
+      </w:r>
+      <w:r>
+        <w:t>ψ + ψ̄γ</w:t>
+      </w:r>
+      <w:r>
+        <w:rPr>
+          <w:vertAlign w:val="superscript"/>
+        </w:rPr>
+        <w:t>μ</w:t>
+      </w:r>
+      <w:r>
+        <w:t>∂</w:t>
+      </w:r>
+      <w:r>
+        <w:rPr>
+          <w:vertAlign w:val="subscript"/>
+        </w:rPr>
+        <w:t>μ</w:t>
+      </w:r>
+      <w:r>
+        <w:t>ψ]. From the Dirac equation, γ</w:t>
+      </w:r>
+      <w:r>
+        <w:rPr>
+          <w:vertAlign w:val="superscript"/>
+        </w:rPr>
+        <w:t>μ</w:t>
+      </w:r>
+      <w:r>
+        <w:t>∂</w:t>
+      </w:r>
+      <w:r>
+        <w:rPr>
+          <w:vertAlign w:val="subscript"/>
+        </w:rPr>
+        <w:t>μ</w:t>
+      </w:r>
+      <w:r>
+        <w:t>ψ = −imψ, and from the adjoint equation, (∂</w:t>
+      </w:r>
+      <w:r>
+        <w:rPr>
+          <w:vertAlign w:val="subscript"/>
+        </w:rPr>
+        <w:t>μ</w:t>
+      </w:r>
+      <w:r>
+        <w:t>ψ̄)γ</w:t>
+      </w:r>
+      <w:r>
+        <w:rPr>
+          <w:vertAlign w:val="superscript"/>
+        </w:rPr>
+        <w:t>μ</w:t>
+      </w:r>
+      <w:r>
+        <w:t xml:space="preserve"> = imψ̄, so ∂</w:t>
+      </w:r>
+      <w:r>
+        <w:rPr>
+          <w:vertAlign w:val="subscript"/>
+        </w:rPr>
+        <w:t>μ</w:t>
+      </w:r>
+      <w:r>
+        <w:t>j</w:t>
+      </w:r>
+      <w:r>
+        <w:rPr>
+          <w:vertAlign w:val="superscript"/>
+        </w:rPr>
+        <w:t>μ</w:t>
+      </w:r>
+      <w:r>
+        <w:t xml:space="preserve"> = −[imψ̄ψ − imψ̄ψ] = 0.</w:t>
       </w:r>
     </w:p>
     <w:p>
@@ -3606,13 +6664,13 @@
         <w:rPr>
           <w:b/>
         </w:rPr>
-        <w:t>7.</w:t>
+        <w:t>6.</w:t>
       </w:r>
       <w:r>
         <w:t xml:space="preserve"> </w:t>
       </w:r>
       <w:r>
-        <w:t>Under δq = εq̇ with L having no explicit t, δL = (∂L/∂q)εq̇ + (∂L/∂q̇)εq̈ = ε dL/dt, so K = L. The conserved quantity is (∂L/∂q̇)Δq − K = q̇∂L/∂q̇ − L = h, the energy function of Lesson 5, Section 4.2.</w:t>
+        <w:t>δL = ∂L/∂q · ε = −gε = ε dK/dt with K = −gt. With Δq = 1, the conserved quantity is (∂L/∂q̇)Δq − K = q̇ + gt. From the equation of motion q̈ = −g, d/dt(q̇ + gt) = q̈ + g = 0.</w:t>
       </w:r>
     </w:p>
     <w:p>
@@ -3620,13 +6678,13 @@
         <w:rPr>
           <w:b/>
         </w:rPr>
-        <w:t>8.</w:t>
+        <w:t>7.</w:t>
       </w:r>
       <w:r>
         <w:t xml:space="preserve"> </w:t>
       </w:r>
       <w:r>
-        <w:t>For ℒ = ∂_μφ*∂^μφ − m²φ*φ, π = ∂ℒ/∂φ̇ = φ̇* and π* = ∂ℒ/∂φ̇* = φ̇. With Δφ = iφ and Δφ* = −iφ*, Q = ∫d³x(iπφ − iπ*φ*). Then {φ(x), Q} = i∫d³y φ(y){φ(x), π(y)} − i∫d³y φ*(y){φ(x), π*(y)} = iφ(x) − 0 = Δφ(x), using {φ(x), π(y)} = δ³(x − y), {φ(x), π*(y)} = 0, and the vanishing of the brackets of φ with φ and φ*.</w:t>
+        <w:t>Under δq = εq̇ with L having no explicit t, δL = (∂L/∂q)εq̇ + (∂L/∂q̇)εq̈ = ε dL/dt, so K = L. The conserved quantity is (∂L/∂q̇)Δq − K = q̇∂L/∂q̇ − L = h, the energy function of Lesson 5, Section 4.2.</w:t>
       </w:r>
     </w:p>
     <w:p>
@@ -3634,13 +6692,31 @@
         <w:rPr>
           <w:b/>
         </w:rPr>
-        <w:t>9.</w:t>
+        <w:t>8.</w:t>
       </w:r>
       <w:r>
         <w:t xml:space="preserve"> </w:t>
       </w:r>
       <w:r>
-        <w:t>dQ/dt = ∫d³x i(∂_tφ∂_tφ* + φ∂_t²φ* − ∂_tφ*∂_tφ − φ*∂_t²φ) = ∫d³x i(φ∂_t²φ* − φ*∂_t²φ). Using ∂_t²φ = ∇²φ − m²φ and the same for φ*, the mass terms cancel and dQ/dt = ∫d³x i(φ∇²φ* − φ*∇²φ) = ∫d³x i∇·(φ∇φ* − φ*∇φ) = i∮(φ∇φ* − φ*∇φ)·dS = 0 for fields decaying at infinity.</w:t>
+        <w:t>For ℒ = ∂</w:t>
+      </w:r>
+      <w:r>
+        <w:rPr>
+          <w:vertAlign w:val="subscript"/>
+        </w:rPr>
+        <w:t>μ</w:t>
+      </w:r>
+      <w:r>
+        <w:t>φ*∂</w:t>
+      </w:r>
+      <w:r>
+        <w:rPr>
+          <w:vertAlign w:val="superscript"/>
+        </w:rPr>
+        <w:t>μ</w:t>
+      </w:r>
+      <w:r>
+        <w:t>φ − m²φ*φ, π = ∂ℒ/∂φ̇ = φ̇* and π* = ∂ℒ/∂φ̇* = φ̇. With Δφ = iφ and Δφ* = −iφ*, Q = ∫d³x(iπφ − iπ*φ*). Then {φ(x), Q} = i∫d³y φ(y){φ(x), π(y)} − i∫d³y φ*(y){φ(x), π*(y)} = iφ(x) − 0 = Δφ(x), using {φ(x), π(y)} = δ³(x − y), {φ(x), π*(y)} = 0, and the vanishing of the brackets of φ with φ and φ*.</w:t>
       </w:r>
     </w:p>
     <w:p>
@@ -3648,13 +6724,94 @@
         <w:rPr>
           <w:b/>
         </w:rPr>
-        <w:t>10.</w:t>
+        <w:t>9.</w:t>
       </w:r>
       <w:r>
         <w:t xml:space="preserve"> </w:t>
       </w:r>
       <w:r>
-        <w:t>From Lesson 26, Exercise 6, under φ → e^(iε(x))φ, ∂_μφ*∂^μφ → ∂_μφ*∂^μφ + i∂^με(φ∂_μφ* − φ*∂_μφ) + (∂ε)²φ*φ, and the mass term is invariant. To first order in ε, δℒ = (∂_με)i(φ∂^μφ* − φ*∂^μφ). By Section 3.1 with K^μ = 0, δℒ = (∂_με)j^μ, so j^μ = i(φ∂^μφ* − φ*∂^μφ) = −i(φ*∂^μφ − φ∂^μφ*), in agreement with Section 4.2.</w:t>
+        <w:t>dQ/dt = ∫d³x i(∂</w:t>
+      </w:r>
+      <w:r>
+        <w:rPr>
+          <w:vertAlign w:val="subscript"/>
+        </w:rPr>
+        <w:t>t</w:t>
+      </w:r>
+      <w:r>
+        <w:t>φ∂</w:t>
+      </w:r>
+      <w:r>
+        <w:rPr>
+          <w:vertAlign w:val="subscript"/>
+        </w:rPr>
+        <w:t>t</w:t>
+      </w:r>
+      <w:r>
+        <w:t>φ* + φ∂</w:t>
+      </w:r>
+      <w:r>
+        <w:rPr>
+          <w:vertAlign w:val="subscript"/>
+        </w:rPr>
+        <w:t>t</w:t>
+      </w:r>
+      <w:r>
+        <w:t>²φ* − ∂</w:t>
+      </w:r>
+      <w:r>
+        <w:rPr>
+          <w:vertAlign w:val="subscript"/>
+        </w:rPr>
+        <w:t>t</w:t>
+      </w:r>
+      <w:r>
+        <w:t>φ*∂</w:t>
+      </w:r>
+      <w:r>
+        <w:rPr>
+          <w:vertAlign w:val="subscript"/>
+        </w:rPr>
+        <w:t>t</w:t>
+      </w:r>
+      <w:r>
+        <w:t>φ − φ*∂</w:t>
+      </w:r>
+      <w:r>
+        <w:rPr>
+          <w:vertAlign w:val="subscript"/>
+        </w:rPr>
+        <w:t>t</w:t>
+      </w:r>
+      <w:r>
+        <w:t>²φ) = ∫d³x i(φ∂</w:t>
+      </w:r>
+      <w:r>
+        <w:rPr>
+          <w:vertAlign w:val="subscript"/>
+        </w:rPr>
+        <w:t>t</w:t>
+      </w:r>
+      <w:r>
+        <w:t>²φ* − φ*∂</w:t>
+      </w:r>
+      <w:r>
+        <w:rPr>
+          <w:vertAlign w:val="subscript"/>
+        </w:rPr>
+        <w:t>t</w:t>
+      </w:r>
+      <w:r>
+        <w:t>²φ). Using ∂</w:t>
+      </w:r>
+      <w:r>
+        <w:rPr>
+          <w:vertAlign w:val="subscript"/>
+        </w:rPr>
+        <w:t>t</w:t>
+      </w:r>
+      <w:r>
+        <w:t>²φ = ∇²φ − m²φ and the same for φ*, the mass terms cancel and dQ/dt = ∫d³x i(φ∇²φ* − φ*∇²φ) = ∫d³x i∇·(φ∇φ* − φ*∇φ) = i∮(φ∇φ* − φ*∇φ)·dS = 0 for fields decaying at infinity.</w:t>
       </w:r>
     </w:p>
     <w:p>
@@ -3662,13 +6819,184 @@
         <w:rPr>
           <w:b/>
         </w:rPr>
-        <w:t>11.</w:t>
+        <w:t>10.</w:t>
       </w:r>
       <w:r>
         <w:t xml:space="preserve"> </w:t>
       </w:r>
       <w:r>
-        <w:t>∂_μj′^μ = ∂_μj^μ + ∂_μ∂_νA^(νμ) = 0 + 0, since ∂_μ∂_ν is symmetric and A^(νμ) is antisymmetric (Lesson 27, Exercise 10). The charge changes by ∫d³x ∂_νA^(ν0) = ∫d³x ∂ᵢA^(i0), because A^(00) = 0 by antisymmetry. By the divergence theorem this is a surface integral of A^(i0) over the sphere at infinity, which vanishes if A^(i0) decays fast enough, so Q′ = Q.</w:t>
+        <w:t>From Lesson 26, Exercise 6, under φ → e</w:t>
+      </w:r>
+      <w:r>
+        <w:rPr>
+          <w:vertAlign w:val="superscript"/>
+        </w:rPr>
+        <w:t>iε(x)</w:t>
+      </w:r>
+      <w:r>
+        <w:t>φ, ∂</w:t>
+      </w:r>
+      <w:r>
+        <w:rPr>
+          <w:vertAlign w:val="subscript"/>
+        </w:rPr>
+        <w:t>μ</w:t>
+      </w:r>
+      <w:r>
+        <w:t>φ*∂</w:t>
+      </w:r>
+      <w:r>
+        <w:rPr>
+          <w:vertAlign w:val="superscript"/>
+        </w:rPr>
+        <w:t>μ</w:t>
+      </w:r>
+      <w:r>
+        <w:t>φ → ∂</w:t>
+      </w:r>
+      <w:r>
+        <w:rPr>
+          <w:vertAlign w:val="subscript"/>
+        </w:rPr>
+        <w:t>μ</w:t>
+      </w:r>
+      <w:r>
+        <w:t>φ*∂</w:t>
+      </w:r>
+      <w:r>
+        <w:rPr>
+          <w:vertAlign w:val="superscript"/>
+        </w:rPr>
+        <w:t>μ</w:t>
+      </w:r>
+      <w:r>
+        <w:t>φ + i∂</w:t>
+      </w:r>
+      <w:r>
+        <w:rPr>
+          <w:vertAlign w:val="superscript"/>
+        </w:rPr>
+        <w:t>μ</w:t>
+      </w:r>
+      <w:r>
+        <w:t>ε(φ∂</w:t>
+      </w:r>
+      <w:r>
+        <w:rPr>
+          <w:vertAlign w:val="subscript"/>
+        </w:rPr>
+        <w:t>μ</w:t>
+      </w:r>
+      <w:r>
+        <w:t>φ* − φ*∂</w:t>
+      </w:r>
+      <w:r>
+        <w:rPr>
+          <w:vertAlign w:val="subscript"/>
+        </w:rPr>
+        <w:t>μ</w:t>
+      </w:r>
+      <w:r>
+        <w:t>φ) + (∂ε)²φ*φ, and the mass term is invariant. To first order in ε, δℒ = (∂</w:t>
+      </w:r>
+      <w:r>
+        <w:rPr>
+          <w:vertAlign w:val="subscript"/>
+        </w:rPr>
+        <w:t>μ</w:t>
+      </w:r>
+      <w:r>
+        <w:t>ε)i(φ∂</w:t>
+      </w:r>
+      <w:r>
+        <w:rPr>
+          <w:vertAlign w:val="superscript"/>
+        </w:rPr>
+        <w:t>μ</w:t>
+      </w:r>
+      <w:r>
+        <w:t>φ* − φ*∂</w:t>
+      </w:r>
+      <w:r>
+        <w:rPr>
+          <w:vertAlign w:val="superscript"/>
+        </w:rPr>
+        <w:t>μ</w:t>
+      </w:r>
+      <w:r>
+        <w:t>φ). By Section 3.1 with K</w:t>
+      </w:r>
+      <w:r>
+        <w:rPr>
+          <w:vertAlign w:val="superscript"/>
+        </w:rPr>
+        <w:t>μ</w:t>
+      </w:r>
+      <w:r>
+        <w:t xml:space="preserve"> = 0, δℒ = (∂</w:t>
+      </w:r>
+      <w:r>
+        <w:rPr>
+          <w:vertAlign w:val="subscript"/>
+        </w:rPr>
+        <w:t>μ</w:t>
+      </w:r>
+      <w:r>
+        <w:t>ε)j</w:t>
+      </w:r>
+      <w:r>
+        <w:rPr>
+          <w:vertAlign w:val="superscript"/>
+        </w:rPr>
+        <w:t>μ</w:t>
+      </w:r>
+      <w:r>
+        <w:t>, so j</w:t>
+      </w:r>
+      <w:r>
+        <w:rPr>
+          <w:vertAlign w:val="superscript"/>
+        </w:rPr>
+        <w:t>μ</w:t>
+      </w:r>
+      <w:r>
+        <w:t xml:space="preserve"> = i(φ∂</w:t>
+      </w:r>
+      <w:r>
+        <w:rPr>
+          <w:vertAlign w:val="superscript"/>
+        </w:rPr>
+        <w:t>μ</w:t>
+      </w:r>
+      <w:r>
+        <w:t>φ* − φ*∂</w:t>
+      </w:r>
+      <w:r>
+        <w:rPr>
+          <w:vertAlign w:val="superscript"/>
+        </w:rPr>
+        <w:t>μ</w:t>
+      </w:r>
+      <w:r>
+        <w:t>φ) = −i(φ*∂</w:t>
+      </w:r>
+      <w:r>
+        <w:rPr>
+          <w:vertAlign w:val="superscript"/>
+        </w:rPr>
+        <w:t>μ</w:t>
+      </w:r>
+      <w:r>
+        <w:t>φ − φ∂</w:t>
+      </w:r>
+      <w:r>
+        <w:rPr>
+          <w:vertAlign w:val="superscript"/>
+        </w:rPr>
+        <w:t>μ</w:t>
+      </w:r>
+      <w:r>
+        <w:t>φ*), in agreement with Section 4.2.</w:t>
       </w:r>
     </w:p>
     <w:p>
@@ -3676,13 +7004,157 @@
         <w:rPr>
           <w:b/>
         </w:rPr>
-        <w:t>12.</w:t>
+        <w:t>11.</w:t>
       </w:r>
       <w:r>
         <w:t xml:space="preserve"> </w:t>
       </w:r>
       <w:r>
-        <w:t>Noether's theorem is derived for transformations depending on a continuous parameter ε that can be made arbitrarily small, so that the first-order variation δφ = εΔφ exists. Parity is a discrete operation: there is no transformation close to the identity that parity can be built from, so there is no infinitesimal Δφ and no current. A discrete symmetry instead gives a multiplicative quantum number, the eigenvalue ±1 of the parity operator, which is conserved because the operator commutes with the Hamiltonian (Lesson 11, Exercise 14).</w:t>
+        <w:t>∂</w:t>
+      </w:r>
+      <w:r>
+        <w:rPr>
+          <w:vertAlign w:val="subscript"/>
+        </w:rPr>
+        <w:t>μ</w:t>
+      </w:r>
+      <w:r>
+        <w:t>j′</w:t>
+      </w:r>
+      <w:r>
+        <w:rPr>
+          <w:vertAlign w:val="superscript"/>
+        </w:rPr>
+        <w:t>μ</w:t>
+      </w:r>
+      <w:r>
+        <w:t xml:space="preserve"> = ∂</w:t>
+      </w:r>
+      <w:r>
+        <w:rPr>
+          <w:vertAlign w:val="subscript"/>
+        </w:rPr>
+        <w:t>μ</w:t>
+      </w:r>
+      <w:r>
+        <w:t>j</w:t>
+      </w:r>
+      <w:r>
+        <w:rPr>
+          <w:vertAlign w:val="superscript"/>
+        </w:rPr>
+        <w:t>μ</w:t>
+      </w:r>
+      <w:r>
+        <w:t xml:space="preserve"> + ∂</w:t>
+      </w:r>
+      <w:r>
+        <w:rPr>
+          <w:vertAlign w:val="subscript"/>
+        </w:rPr>
+        <w:t>μ</w:t>
+      </w:r>
+      <w:r>
+        <w:t>∂</w:t>
+      </w:r>
+      <w:r>
+        <w:rPr>
+          <w:vertAlign w:val="subscript"/>
+        </w:rPr>
+        <w:t>ν</w:t>
+      </w:r>
+      <w:r>
+        <w:t>A</w:t>
+      </w:r>
+      <w:r>
+        <w:rPr>
+          <w:vertAlign w:val="superscript"/>
+        </w:rPr>
+        <w:t>νμ</w:t>
+      </w:r>
+      <w:r>
+        <w:t xml:space="preserve"> = 0 + 0, since ∂</w:t>
+      </w:r>
+      <w:r>
+        <w:rPr>
+          <w:vertAlign w:val="subscript"/>
+        </w:rPr>
+        <w:t>μ</w:t>
+      </w:r>
+      <w:r>
+        <w:t>∂</w:t>
+      </w:r>
+      <w:r>
+        <w:rPr>
+          <w:vertAlign w:val="subscript"/>
+        </w:rPr>
+        <w:t>ν</w:t>
+      </w:r>
+      <w:r>
+        <w:t xml:space="preserve"> is symmetric and A</w:t>
+      </w:r>
+      <w:r>
+        <w:rPr>
+          <w:vertAlign w:val="superscript"/>
+        </w:rPr>
+        <w:t>νμ</w:t>
+      </w:r>
+      <w:r>
+        <w:t xml:space="preserve"> is antisymmetric (Lesson 27, Exercise 10). The charge changes by ∫d³x ∂</w:t>
+      </w:r>
+      <w:r>
+        <w:rPr>
+          <w:vertAlign w:val="subscript"/>
+        </w:rPr>
+        <w:t>ν</w:t>
+      </w:r>
+      <w:r>
+        <w:t>A</w:t>
+      </w:r>
+      <w:r>
+        <w:rPr>
+          <w:vertAlign w:val="superscript"/>
+        </w:rPr>
+        <w:t>ν0</w:t>
+      </w:r>
+      <w:r>
+        <w:t xml:space="preserve"> = ∫d³x ∂ᵢA</w:t>
+      </w:r>
+      <w:r>
+        <w:rPr>
+          <w:vertAlign w:val="superscript"/>
+        </w:rPr>
+        <w:t>i0</w:t>
+      </w:r>
+      <w:r>
+        <w:t>, because A</w:t>
+      </w:r>
+      <w:r>
+        <w:rPr>
+          <w:vertAlign w:val="superscript"/>
+        </w:rPr>
+        <w:t>(00)</w:t>
+      </w:r>
+      <w:r>
+        <w:t xml:space="preserve"> = 0 by antisymmetry. By the divergence theorem this is a surface integral of A</w:t>
+      </w:r>
+      <w:r>
+        <w:rPr>
+          <w:vertAlign w:val="superscript"/>
+        </w:rPr>
+        <w:t>i0</w:t>
+      </w:r>
+      <w:r>
+        <w:t xml:space="preserve"> over the sphere at infinity, which vanishes if A</w:t>
+      </w:r>
+      <w:r>
+        <w:rPr>
+          <w:vertAlign w:val="superscript"/>
+        </w:rPr>
+        <w:t>i0</w:t>
+      </w:r>
+      <w:r>
+        <w:t xml:space="preserve"> decays fast enough, so Q′ = Q.</w:t>
       </w:r>
     </w:p>
     <w:p>
@@ -3690,13 +7162,13 @@
         <w:rPr>
           <w:b/>
         </w:rPr>
-        <w:t>13.</w:t>
+        <w:t>12.</w:t>
       </w:r>
       <w:r>
         <w:t xml:space="preserve"> </w:t>
       </w:r>
       <w:r>
-        <w:t>If φ solves the linear equation (□ + m²)φ = 0, so does (1 + ε)φ. But δℒ = ∂ℒ/∂φ εφ + ∂ℒ/∂(∂_μφ)ε∂_μφ = ε(−m²φ² + ∂_μφ∂^μφ) = 2εℒ for the free Lagrangian density (since ℒ = (1/2)∂φ∂φ − (1/2)m²φ² gives φ∂ℒ/∂φ + ∂_μφ∂ℒ/∂(∂_μφ) = 2ℒ). The quantity 2ℒ is not a divergence of a function of the fields for general configurations, so the symmetry condition δℒ = ε∂_μK^μ fails, and the theorem does not apply: this is a symmetry of the equations, not of the action.</w:t>
+        <w:t>Noether's theorem is derived for transformations depending on a continuous parameter ε that can be made arbitrarily small, so that the first-order variation δφ = εΔφ exists. Parity is a discrete operation: there is no transformation close to the identity that parity can be built from, so there is no infinitesimal Δφ and no current. A discrete symmetry instead gives a multiplicative quantum number, the eigenvalue ±1 of the parity operator, which is conserved because the operator commutes with the Hamiltonian (Lesson 11, Exercise 14).</w:t>
       </w:r>
     </w:p>
     <w:p>
@@ -3704,13 +7176,85 @@
         <w:rPr>
           <w:b/>
         </w:rPr>
-        <w:t>14.</w:t>
+        <w:t>13.</w:t>
       </w:r>
       <w:r>
         <w:t xml:space="preserve"> </w:t>
       </w:r>
       <w:r>
-        <w:t>For each pair, ∂_μJ^μ_(ab) = φ_a□φ_b − φ_b□φ_a = (−m²φ_aφ_b + m²φ_bφ_a) = 0 for equal masses, the gradient terms cancelling as in Solution 4. There is one current for each antisymmetric pair, and J_(ba) = −J_(ab), so the independent currents correspond to a &lt; b, which number N(N − 1)/2. These are the currents of the O(N) rotations of the fields; for N = 2 there is one, for N = 3 there are three.</w:t>
+        <w:t>If φ solves the linear equation (□ + m²)φ = 0, so does (1 + ε)φ. But δℒ = ∂ℒ/∂φ εφ + ∂ℒ/∂(∂</w:t>
+      </w:r>
+      <w:r>
+        <w:rPr>
+          <w:vertAlign w:val="subscript"/>
+        </w:rPr>
+        <w:t>μ</w:t>
+      </w:r>
+      <w:r>
+        <w:t>φ)ε∂</w:t>
+      </w:r>
+      <w:r>
+        <w:rPr>
+          <w:vertAlign w:val="subscript"/>
+        </w:rPr>
+        <w:t>μ</w:t>
+      </w:r>
+      <w:r>
+        <w:t>φ = ε(−m²φ² + ∂</w:t>
+      </w:r>
+      <w:r>
+        <w:rPr>
+          <w:vertAlign w:val="subscript"/>
+        </w:rPr>
+        <w:t>μ</w:t>
+      </w:r>
+      <w:r>
+        <w:t>φ∂</w:t>
+      </w:r>
+      <w:r>
+        <w:rPr>
+          <w:vertAlign w:val="superscript"/>
+        </w:rPr>
+        <w:t>μ</w:t>
+      </w:r>
+      <w:r>
+        <w:t>φ) = 2εℒ for the free Lagrangian density (since ℒ = (1/2)∂φ∂φ − (1/2)m²φ² gives φ∂ℒ/∂φ + ∂</w:t>
+      </w:r>
+      <w:r>
+        <w:rPr>
+          <w:vertAlign w:val="subscript"/>
+        </w:rPr>
+        <w:t>μ</w:t>
+      </w:r>
+      <w:r>
+        <w:t>φ∂ℒ/∂(∂</w:t>
+      </w:r>
+      <w:r>
+        <w:rPr>
+          <w:vertAlign w:val="subscript"/>
+        </w:rPr>
+        <w:t>μ</w:t>
+      </w:r>
+      <w:r>
+        <w:t>φ) = 2ℒ). The quantity 2ℒ is not a divergence of a function of the fields for general configurations, so the symmetry condition δℒ = ε∂</w:t>
+      </w:r>
+      <w:r>
+        <w:rPr>
+          <w:vertAlign w:val="subscript"/>
+        </w:rPr>
+        <w:t>μ</w:t>
+      </w:r>
+      <w:r>
+        <w:t>K</w:t>
+      </w:r>
+      <w:r>
+        <w:rPr>
+          <w:vertAlign w:val="superscript"/>
+        </w:rPr>
+        <w:t>μ</w:t>
+      </w:r>
+      <w:r>
+        <w:t xml:space="preserve"> fails, and the theorem does not apply: this is a symmetry of the equations, not of the action.</w:t>
       </w:r>
     </w:p>
     <w:p>
@@ -3718,13 +7262,127 @@
         <w:rPr>
           <w:b/>
         </w:rPr>
-        <w:t>15.</w:t>
+        <w:t>14.</w:t>
       </w:r>
       <w:r>
         <w:t xml:space="preserve"> </w:t>
       </w:r>
       <w:r>
-        <w:t>In four dimensions [φ] = 1 and one derivative adds 1, so j^μ = −i(φ*∂^μφ − φ∂^μφ*) has dimension 1 + 1 + 1 = 3. The volume element d³x has dimension −3, so Q = ∫d³x j⁰ has dimension 3 − 3 = 0, dimensionless, consistent with the charge counting a number of particles.</w:t>
+        <w:t>For each pair, ∂</w:t>
+      </w:r>
+      <w:r>
+        <w:rPr>
+          <w:vertAlign w:val="subscript"/>
+        </w:rPr>
+        <w:t>μ</w:t>
+      </w:r>
+      <w:r>
+        <w:t>J</w:t>
+      </w:r>
+      <w:r>
+        <w:rPr>
+          <w:vertAlign w:val="superscript"/>
+        </w:rPr>
+        <w:t>μ</w:t>
+      </w:r>
+      <w:r>
+        <w:rPr>
+          <w:vertAlign w:val="subscript"/>
+        </w:rPr>
+        <w:t>ab</w:t>
+      </w:r>
+      <w:r>
+        <w:t xml:space="preserve"> = φ</w:t>
+      </w:r>
+      <w:r>
+        <w:rPr>
+          <w:vertAlign w:val="subscript"/>
+        </w:rPr>
+        <w:t>a</w:t>
+      </w:r>
+      <w:r>
+        <w:t>□φ</w:t>
+      </w:r>
+      <w:r>
+        <w:rPr>
+          <w:vertAlign w:val="subscript"/>
+        </w:rPr>
+        <w:t>b</w:t>
+      </w:r>
+      <w:r>
+        <w:t xml:space="preserve"> − φ</w:t>
+      </w:r>
+      <w:r>
+        <w:rPr>
+          <w:vertAlign w:val="subscript"/>
+        </w:rPr>
+        <w:t>b</w:t>
+      </w:r>
+      <w:r>
+        <w:t>□φ</w:t>
+      </w:r>
+      <w:r>
+        <w:rPr>
+          <w:vertAlign w:val="subscript"/>
+        </w:rPr>
+        <w:t>a</w:t>
+      </w:r>
+      <w:r>
+        <w:t xml:space="preserve"> = (−m²φ</w:t>
+      </w:r>
+      <w:r>
+        <w:rPr>
+          <w:vertAlign w:val="subscript"/>
+        </w:rPr>
+        <w:t>a</w:t>
+      </w:r>
+      <w:r>
+        <w:t>φ</w:t>
+      </w:r>
+      <w:r>
+        <w:rPr>
+          <w:vertAlign w:val="subscript"/>
+        </w:rPr>
+        <w:t>b</w:t>
+      </w:r>
+      <w:r>
+        <w:t xml:space="preserve"> + m²φ</w:t>
+      </w:r>
+      <w:r>
+        <w:rPr>
+          <w:vertAlign w:val="subscript"/>
+        </w:rPr>
+        <w:t>b</w:t>
+      </w:r>
+      <w:r>
+        <w:t>φ</w:t>
+      </w:r>
+      <w:r>
+        <w:rPr>
+          <w:vertAlign w:val="subscript"/>
+        </w:rPr>
+        <w:t>a</w:t>
+      </w:r>
+      <w:r>
+        <w:t>) = 0 for equal masses, the gradient terms cancelling as in Solution 4. There is one current for each antisymmetric pair, and J</w:t>
+      </w:r>
+      <w:r>
+        <w:rPr>
+          <w:vertAlign w:val="subscript"/>
+        </w:rPr>
+        <w:t>ba</w:t>
+      </w:r>
+      <w:r>
+        <w:t xml:space="preserve"> = −J</w:t>
+      </w:r>
+      <w:r>
+        <w:rPr>
+          <w:vertAlign w:val="subscript"/>
+        </w:rPr>
+        <w:t>ab</w:t>
+      </w:r>
+      <w:r>
+        <w:t>, so the independent currents correspond to a &lt; b, which number N(N − 1)/2. These are the currents of the O(N) rotations of the fields; for N = 2 there is one, for N = 3 there are three.</w:t>
       </w:r>
     </w:p>
     <w:p>
@@ -3732,13 +7390,363 @@
         <w:rPr>
           <w:b/>
         </w:rPr>
+        <w:t>15.</w:t>
+      </w:r>
+      <w:r>
+        <w:t xml:space="preserve"> </w:t>
+      </w:r>
+      <w:r>
+        <w:t>In four dimensions [φ] = 1 and one derivative adds 1, so j</w:t>
+      </w:r>
+      <w:r>
+        <w:rPr>
+          <w:vertAlign w:val="superscript"/>
+        </w:rPr>
+        <w:t>μ</w:t>
+      </w:r>
+      <w:r>
+        <w:t xml:space="preserve"> = −i(φ*∂</w:t>
+      </w:r>
+      <w:r>
+        <w:rPr>
+          <w:vertAlign w:val="superscript"/>
+        </w:rPr>
+        <w:t>μ</w:t>
+      </w:r>
+      <w:r>
+        <w:t>φ − φ∂</w:t>
+      </w:r>
+      <w:r>
+        <w:rPr>
+          <w:vertAlign w:val="superscript"/>
+        </w:rPr>
+        <w:t>μ</w:t>
+      </w:r>
+      <w:r>
+        <w:t>φ*) has dimension 1 + 1 + 1 = 3. The volume element d³x has dimension −3, so Q = ∫d³x j⁰ has dimension 3 − 3 = 0, dimensionless, consistent with the charge counting a number of particles.</w:t>
+      </w:r>
+    </w:p>
+    <w:p>
+      <w:r>
+        <w:rPr>
+          <w:b/>
+        </w:rPr>
         <w:t>16.</w:t>
       </w:r>
       <w:r>
         <w:t xml:space="preserve"> </w:t>
       </w:r>
       <w:r>
-        <w:t>With ℒ = (1/2)∂_αφ∂^αφ − (1/2)m²φ², ∂ℒ/∂(∂_μφ) = ∂^μφ, so T^μ_ν = ∂^μφ∂_νφ − δ^μ_νℒ, and raising the index gives T^(μν) = ∂^μφ∂^νφ − g^(μν)ℒ. Then T^(00) = φ̇² − ℒ = φ̇² − (1/2)φ̇² + (1/2)(∇φ)² + (1/2)m²φ² = (1/2)φ̇² + (1/2)(∇φ)² + (1/2)m²φ² = ℋ. For the divergence, ∂_μT^(μν) = □φ∂^νφ + ∂^μφ∂_μ∂^νφ − ∂^νℒ. Using □φ = −m²φ and ∂^νℒ = ∂_μφ∂^ν∂^μφ − m²φ∂^νφ, this is −m²φ∂^νφ + ∂^μφ∂^ν∂_μφ − ∂_μφ∂^ν∂^μφ + m²φ∂^νφ = 0.</w:t>
+        <w:t>With ℒ = (1/2)∂</w:t>
+      </w:r>
+      <w:r>
+        <w:rPr>
+          <w:vertAlign w:val="subscript"/>
+        </w:rPr>
+        <w:t>α</w:t>
+      </w:r>
+      <w:r>
+        <w:t>φ∂</w:t>
+      </w:r>
+      <w:r>
+        <w:rPr>
+          <w:vertAlign w:val="superscript"/>
+        </w:rPr>
+        <w:t>α</w:t>
+      </w:r>
+      <w:r>
+        <w:t>φ − (1/2)m²φ², ∂ℒ/∂(∂</w:t>
+      </w:r>
+      <w:r>
+        <w:rPr>
+          <w:vertAlign w:val="subscript"/>
+        </w:rPr>
+        <w:t>μ</w:t>
+      </w:r>
+      <w:r>
+        <w:t>φ) = ∂</w:t>
+      </w:r>
+      <w:r>
+        <w:rPr>
+          <w:vertAlign w:val="superscript"/>
+        </w:rPr>
+        <w:t>μ</w:t>
+      </w:r>
+      <w:r>
+        <w:t>φ, so T</w:t>
+      </w:r>
+      <w:r>
+        <w:rPr>
+          <w:vertAlign w:val="superscript"/>
+        </w:rPr>
+        <w:t>μ</w:t>
+      </w:r>
+      <w:r>
+        <w:rPr>
+          <w:vertAlign w:val="subscript"/>
+        </w:rPr>
+        <w:t>ν</w:t>
+      </w:r>
+      <w:r>
+        <w:t xml:space="preserve"> = ∂</w:t>
+      </w:r>
+      <w:r>
+        <w:rPr>
+          <w:vertAlign w:val="superscript"/>
+        </w:rPr>
+        <w:t>μ</w:t>
+      </w:r>
+      <w:r>
+        <w:t>φ∂</w:t>
+      </w:r>
+      <w:r>
+        <w:rPr>
+          <w:vertAlign w:val="subscript"/>
+        </w:rPr>
+        <w:t>ν</w:t>
+      </w:r>
+      <w:r>
+        <w:t>φ − δ</w:t>
+      </w:r>
+      <w:r>
+        <w:rPr>
+          <w:vertAlign w:val="superscript"/>
+        </w:rPr>
+        <w:t>μ</w:t>
+      </w:r>
+      <w:r>
+        <w:rPr>
+          <w:vertAlign w:val="subscript"/>
+        </w:rPr>
+        <w:t>ν</w:t>
+      </w:r>
+      <w:r>
+        <w:t>ℒ, and raising the index gives T</w:t>
+      </w:r>
+      <w:r>
+        <w:rPr>
+          <w:vertAlign w:val="superscript"/>
+        </w:rPr>
+        <w:t>μν</w:t>
+      </w:r>
+      <w:r>
+        <w:t xml:space="preserve"> = ∂</w:t>
+      </w:r>
+      <w:r>
+        <w:rPr>
+          <w:vertAlign w:val="superscript"/>
+        </w:rPr>
+        <w:t>μ</w:t>
+      </w:r>
+      <w:r>
+        <w:t>φ∂</w:t>
+      </w:r>
+      <w:r>
+        <w:rPr>
+          <w:vertAlign w:val="superscript"/>
+        </w:rPr>
+        <w:t>ν</w:t>
+      </w:r>
+      <w:r>
+        <w:t>φ − g</w:t>
+      </w:r>
+      <w:r>
+        <w:rPr>
+          <w:vertAlign w:val="superscript"/>
+        </w:rPr>
+        <w:t>μν</w:t>
+      </w:r>
+      <w:r>
+        <w:t>ℒ. Then T</w:t>
+      </w:r>
+      <w:r>
+        <w:rPr>
+          <w:vertAlign w:val="superscript"/>
+        </w:rPr>
+        <w:t>(00)</w:t>
+      </w:r>
+      <w:r>
+        <w:t xml:space="preserve"> = φ̇² − ℒ = φ̇² − (1/2)φ̇² + (1/2)(∇φ)² + (1/2)m²φ² = (1/2)φ̇² + (1/2)(∇φ)² + (1/2)m²φ² = ℋ. For the divergence, ∂</w:t>
+      </w:r>
+      <w:r>
+        <w:rPr>
+          <w:vertAlign w:val="subscript"/>
+        </w:rPr>
+        <w:t>μ</w:t>
+      </w:r>
+      <w:r>
+        <w:t>T</w:t>
+      </w:r>
+      <w:r>
+        <w:rPr>
+          <w:vertAlign w:val="superscript"/>
+        </w:rPr>
+        <w:t>μν</w:t>
+      </w:r>
+      <w:r>
+        <w:t xml:space="preserve"> = □φ∂</w:t>
+      </w:r>
+      <w:r>
+        <w:rPr>
+          <w:vertAlign w:val="superscript"/>
+        </w:rPr>
+        <w:t>ν</w:t>
+      </w:r>
+      <w:r>
+        <w:t>φ + ∂</w:t>
+      </w:r>
+      <w:r>
+        <w:rPr>
+          <w:vertAlign w:val="superscript"/>
+        </w:rPr>
+        <w:t>μ</w:t>
+      </w:r>
+      <w:r>
+        <w:t>φ∂</w:t>
+      </w:r>
+      <w:r>
+        <w:rPr>
+          <w:vertAlign w:val="subscript"/>
+        </w:rPr>
+        <w:t>μ</w:t>
+      </w:r>
+      <w:r>
+        <w:t>∂</w:t>
+      </w:r>
+      <w:r>
+        <w:rPr>
+          <w:vertAlign w:val="superscript"/>
+        </w:rPr>
+        <w:t>ν</w:t>
+      </w:r>
+      <w:r>
+        <w:t>φ − ∂</w:t>
+      </w:r>
+      <w:r>
+        <w:rPr>
+          <w:vertAlign w:val="superscript"/>
+        </w:rPr>
+        <w:t>ν</w:t>
+      </w:r>
+      <w:r>
+        <w:t>ℒ. Using □φ = −m²φ and ∂</w:t>
+      </w:r>
+      <w:r>
+        <w:rPr>
+          <w:vertAlign w:val="superscript"/>
+        </w:rPr>
+        <w:t>ν</w:t>
+      </w:r>
+      <w:r>
+        <w:t>ℒ = ∂</w:t>
+      </w:r>
+      <w:r>
+        <w:rPr>
+          <w:vertAlign w:val="subscript"/>
+        </w:rPr>
+        <w:t>μ</w:t>
+      </w:r>
+      <w:r>
+        <w:t>φ∂</w:t>
+      </w:r>
+      <w:r>
+        <w:rPr>
+          <w:vertAlign w:val="superscript"/>
+        </w:rPr>
+        <w:t>ν</w:t>
+      </w:r>
+      <w:r>
+        <w:t>∂</w:t>
+      </w:r>
+      <w:r>
+        <w:rPr>
+          <w:vertAlign w:val="superscript"/>
+        </w:rPr>
+        <w:t>μ</w:t>
+      </w:r>
+      <w:r>
+        <w:t>φ − m²φ∂</w:t>
+      </w:r>
+      <w:r>
+        <w:rPr>
+          <w:vertAlign w:val="superscript"/>
+        </w:rPr>
+        <w:t>ν</w:t>
+      </w:r>
+      <w:r>
+        <w:t>φ, this is −m²φ∂</w:t>
+      </w:r>
+      <w:r>
+        <w:rPr>
+          <w:vertAlign w:val="superscript"/>
+        </w:rPr>
+        <w:t>ν</w:t>
+      </w:r>
+      <w:r>
+        <w:t>φ + ∂</w:t>
+      </w:r>
+      <w:r>
+        <w:rPr>
+          <w:vertAlign w:val="superscript"/>
+        </w:rPr>
+        <w:t>μ</w:t>
+      </w:r>
+      <w:r>
+        <w:t>φ∂</w:t>
+      </w:r>
+      <w:r>
+        <w:rPr>
+          <w:vertAlign w:val="superscript"/>
+        </w:rPr>
+        <w:t>ν</w:t>
+      </w:r>
+      <w:r>
+        <w:t>∂</w:t>
+      </w:r>
+      <w:r>
+        <w:rPr>
+          <w:vertAlign w:val="subscript"/>
+        </w:rPr>
+        <w:t>μ</w:t>
+      </w:r>
+      <w:r>
+        <w:t>φ − ∂</w:t>
+      </w:r>
+      <w:r>
+        <w:rPr>
+          <w:vertAlign w:val="subscript"/>
+        </w:rPr>
+        <w:t>μ</w:t>
+      </w:r>
+      <w:r>
+        <w:t>φ∂</w:t>
+      </w:r>
+      <w:r>
+        <w:rPr>
+          <w:vertAlign w:val="superscript"/>
+        </w:rPr>
+        <w:t>ν</w:t>
+      </w:r>
+      <w:r>
+        <w:t>∂</w:t>
+      </w:r>
+      <w:r>
+        <w:rPr>
+          <w:vertAlign w:val="superscript"/>
+        </w:rPr>
+        <w:t>μ</w:t>
+      </w:r>
+      <w:r>
+        <w:t>φ + m²φ∂</w:t>
+      </w:r>
+      <w:r>
+        <w:rPr>
+          <w:vertAlign w:val="superscript"/>
+        </w:rPr>
+        <w:t>ν</w:t>
+      </w:r>
+      <w:r>
+        <w:t>φ = 0.</w:t>
       </w:r>
     </w:p>
     <w:p>
@@ -3746,71 +7754,12 @@
         <w:pStyle w:val="Heading2"/>
       </w:pPr>
       <w:r>
-        <w:t>Mastery checklist</w:t>
+        <w:t>Mastery check</w:t>
       </w:r>
     </w:p>
     <w:p>
-      <w:pPr>
-        <w:pStyle w:val="ListBullet"/>
-      </w:pPr>
-      <w:r>
-        <w:t>I can state Noether's theorem and write the conserved current for a given continuous symmetry.</w:t>
-      </w:r>
-    </w:p>
-    <w:p>
-      <w:pPr>
-        <w:pStyle w:val="ListBullet"/>
-      </w:pPr>
-      <w:r>
-        <w:t>I can derive the current from the equations of motion and the symmetry condition δℒ = ε∂_μK^μ.</w:t>
-      </w:r>
-    </w:p>
-    <w:p>
-      <w:pPr>
-        <w:pStyle w:val="ListBullet"/>
-      </w:pPr>
-      <w:r>
-        <w:t>I can derive the same current from a position-dependent symmetry parameter and explain why this version leads to gauge invariance.</w:t>
-      </w:r>
-    </w:p>
-    <w:p>
-      <w:pPr>
-        <w:pStyle w:val="ListBullet"/>
-      </w:pPr>
-      <w:r>
-        <w:t>I can compute the Noether current of the shift symmetry, the complex scalar phase symmetry, and the Dirac phase symmetry.</w:t>
-      </w:r>
-    </w:p>
-    <w:p>
-      <w:pPr>
-        <w:pStyle w:val="ListBullet"/>
-      </w:pPr>
-      <w:r>
-        <w:t>I can handle a symmetry for which the Lagrangian changes by a total derivative by including K^μ.</w:t>
-      </w:r>
-    </w:p>
-    <w:p>
-      <w:pPr>
-        <w:pStyle w:val="ListBullet"/>
-      </w:pPr>
-      <w:r>
-        <w:t>I can show that the charge Q is conserved and that it generates the symmetry through {φ_a, Q} = Δφ_a.</w:t>
-      </w:r>
-    </w:p>
-    <w:p>
-      <w:pPr>
-        <w:pStyle w:val="ListBullet"/>
-      </w:pPr>
-      <w:r>
-        <w:t>I can identify the energy density as the time component of the Noether current of time translation.</w:t>
-      </w:r>
-    </w:p>
-    <w:p>
-      <w:pPr>
-        <w:pStyle w:val="ListBullet"/>
-      </w:pPr>
-      <w:r>
-        <w:t>I can say what the theorem does not cover: discrete symmetries, symmetries of the equations alone, and the ambiguity of the current.</w:t>
+      <w:r>
+        <w:t>Before moving on, do the Core exercises without looking at the solutions and state this lesson's main result from memory. If both go smoothly, continue; if not, reread the sections the missed exercises cite.</w:t>
       </w:r>
     </w:p>
     <w:p>
@@ -3862,7 +7811,7 @@
         <w:color w:val="5A5A5A"/>
         <w:sz w:val="16"/>
       </w:rPr>
-      <w:t>QED Course   Lesson 28</w:t>
+      <w:t>A QED Course   Lesson 28</w:t>
     </w:r>
   </w:p>
 </w:hdr>
